--- a/docs/manuals/dp/DP03-系統參數與清單維護.docx
+++ b/docs/manuals/dp/DP03-系統參數與清單維護.docx
@@ -7,6 +7,8 @@
         <w:spacing w:after="0"/>
         <w:jc w:val="center"/>
       </w:pPr>
+      <w:bookmarkStart w:id="0" w:name="_GoBack"/>
+      <w:bookmarkEnd w:id="0"/>
     </w:p>
     <w:p>
       <w:pPr>
@@ -155,7 +157,13 @@
         <w:rPr>
           <w:sz w:val="44"/>
         </w:rPr>
-        <w:t>DP03 系統參數與清單維護</w:t>
+        <w:t xml:space="preserve">DP03 </w:t>
+      </w:r>
+      <w:r>
+        <w:rPr>
+          <w:sz w:val="44"/>
+        </w:rPr>
+        <w:t>系統參數與清單維護</w:t>
       </w:r>
     </w:p>
     <w:p>
@@ -191,20 +199,26 @@
     <w:tbl>
       <w:tblPr>
         <w:tblStyle w:val="aff2"/>
-        <w:tblW w:type="auto" w:w="0"/>
+        <w:tblW w:w="0" w:type="auto"/>
         <w:jc w:val="center"/>
-        <w:tblLook w:firstColumn="1" w:firstRow="1" w:lastColumn="0" w:lastRow="0" w:noHBand="0" w:noVBand="1" w:val="04A0"/>
+        <w:tblLook w:val="04A0" w:firstRow="1" w:lastRow="0" w:firstColumn="1" w:lastColumn="0" w:noHBand="0" w:noVBand="1"/>
       </w:tblPr>
       <w:tblGrid>
-        <w:gridCol w:w="4680"/>
-        <w:gridCol w:w="4680"/>
+        <w:gridCol w:w="2160"/>
+        <w:gridCol w:w="3600"/>
       </w:tblGrid>
       <w:tr>
+        <w:trPr>
+          <w:jc w:val="center"/>
+        </w:trPr>
         <w:tc>
           <w:tcPr>
-            <w:tcW w:type="dxa" w:w="2160"/>
+            <w:tcW w:w="2160" w:type="dxa"/>
           </w:tcPr>
           <w:p>
+            <w:pPr>
+              <w:spacing w:before="60" w:after="60"/>
+            </w:pPr>
             <w:r>
               <w:t>版本</w:t>
             </w:r>
@@ -212,9 +226,12 @@
         </w:tc>
         <w:tc>
           <w:tcPr>
-            <w:tcW w:type="dxa" w:w="3600"/>
+            <w:tcW w:w="3600" w:type="dxa"/>
           </w:tcPr>
           <w:p>
+            <w:pPr>
+              <w:spacing w:before="60" w:after="60"/>
+            </w:pPr>
             <w:r>
               <w:t>1.0</w:t>
             </w:r>
@@ -222,11 +239,17 @@
         </w:tc>
       </w:tr>
       <w:tr>
+        <w:trPr>
+          <w:jc w:val="center"/>
+        </w:trPr>
         <w:tc>
           <w:tcPr>
-            <w:tcW w:type="dxa" w:w="2160"/>
+            <w:tcW w:w="2160" w:type="dxa"/>
           </w:tcPr>
           <w:p>
+            <w:pPr>
+              <w:spacing w:before="60" w:after="60"/>
+            </w:pPr>
             <w:r>
               <w:t>建立日期</w:t>
             </w:r>
@@ -234,21 +257,30 @@
         </w:tc>
         <w:tc>
           <w:tcPr>
-            <w:tcW w:type="dxa" w:w="3600"/>
+            <w:tcW w:w="3600" w:type="dxa"/>
           </w:tcPr>
           <w:p>
+            <w:pPr>
+              <w:spacing w:before="60" w:after="60"/>
+            </w:pPr>
             <w:r>
-              <w:t>2026/10/19</w:t>
+              <w:t>2026/10/20</w:t>
             </w:r>
           </w:p>
         </w:tc>
       </w:tr>
       <w:tr>
+        <w:trPr>
+          <w:jc w:val="center"/>
+        </w:trPr>
         <w:tc>
           <w:tcPr>
-            <w:tcW w:type="dxa" w:w="2160"/>
+            <w:tcW w:w="2160" w:type="dxa"/>
           </w:tcPr>
           <w:p>
+            <w:pPr>
+              <w:spacing w:before="60" w:after="60"/>
+            </w:pPr>
             <w:r>
               <w:t>更新日期</w:t>
             </w:r>
@@ -256,19 +288,27 @@
         </w:tc>
         <w:tc>
           <w:tcPr>
-            <w:tcW w:type="dxa" w:w="3600"/>
+            <w:tcW w:w="3600" w:type="dxa"/>
           </w:tcPr>
           <w:p>
-            <w:r/>
+            <w:pPr>
+              <w:spacing w:before="60" w:after="60"/>
+            </w:pPr>
           </w:p>
         </w:tc>
       </w:tr>
       <w:tr>
+        <w:trPr>
+          <w:jc w:val="center"/>
+        </w:trPr>
         <w:tc>
           <w:tcPr>
-            <w:tcW w:type="dxa" w:w="2160"/>
+            <w:tcW w:w="2160" w:type="dxa"/>
           </w:tcPr>
           <w:p>
+            <w:pPr>
+              <w:spacing w:before="60" w:after="60"/>
+            </w:pPr>
             <w:r>
               <w:t>作者</w:t>
             </w:r>
@@ -276,9 +316,12 @@
         </w:tc>
         <w:tc>
           <w:tcPr>
-            <w:tcW w:type="dxa" w:w="3600"/>
+            <w:tcW w:w="3600" w:type="dxa"/>
           </w:tcPr>
           <w:p>
+            <w:pPr>
+              <w:spacing w:before="60" w:after="60"/>
+            </w:pPr>
             <w:r>
               <w:t>朱可棠</w:t>
             </w:r>
@@ -289,31 +332,38 @@
     <w:p>
       <w:pPr>
         <w:pStyle w:val="Heading1NoTOC"/>
-        <w:pageBreakBefore/>
       </w:pPr>
       <w:r>
-        <w:t>文件制/修訂履歷</w:t>
+        <w:lastRenderedPageBreak/>
+        <w:t>文件制</w:t>
+      </w:r>
+      <w:r>
+        <w:t>/</w:t>
+      </w:r>
+      <w:r>
+        <w:t>修訂履歷</w:t>
       </w:r>
     </w:p>
     <w:tbl>
       <w:tblPr>
         <w:tblStyle w:val="aff2"/>
-        <w:tblW w:type="auto" w:w="0"/>
-        <w:tblLook w:firstColumn="1" w:firstRow="1" w:lastColumn="0" w:lastRow="0" w:noHBand="0" w:noVBand="1" w:val="04A0"/>
+        <w:tblW w:w="0" w:type="auto"/>
+        <w:tblLook w:val="04A0" w:firstRow="1" w:lastRow="0" w:firstColumn="1" w:lastColumn="0" w:noHBand="0" w:noVBand="1"/>
       </w:tblPr>
       <w:tblGrid>
-        <w:gridCol w:w="2340"/>
-        <w:gridCol w:w="2340"/>
-        <w:gridCol w:w="2340"/>
-        <w:gridCol w:w="2340"/>
+        <w:gridCol w:w="1151"/>
+        <w:gridCol w:w="1729"/>
+        <w:gridCol w:w="4320"/>
+        <w:gridCol w:w="2160"/>
       </w:tblGrid>
       <w:tr>
         <w:tc>
           <w:tcPr>
-            <w:tcW w:type="dxa" w:w="1151"/>
+            <w:tcW w:w="1151" w:type="dxa"/>
           </w:tcPr>
           <w:p>
             <w:pPr>
+              <w:spacing w:before="60" w:after="60"/>
               <w:jc w:val="center"/>
             </w:pPr>
             <w:r>
@@ -326,10 +376,11 @@
         </w:tc>
         <w:tc>
           <w:tcPr>
-            <w:tcW w:type="dxa" w:w="1729"/>
+            <w:tcW w:w="1729" w:type="dxa"/>
           </w:tcPr>
           <w:p>
             <w:pPr>
+              <w:spacing w:before="60" w:after="60"/>
               <w:jc w:val="center"/>
             </w:pPr>
             <w:r>
@@ -342,10 +393,11 @@
         </w:tc>
         <w:tc>
           <w:tcPr>
-            <w:tcW w:type="dxa" w:w="4320"/>
+            <w:tcW w:w="4320" w:type="dxa"/>
           </w:tcPr>
           <w:p>
             <w:pPr>
+              <w:spacing w:before="60" w:after="60"/>
               <w:jc w:val="center"/>
             </w:pPr>
             <w:r>
@@ -358,10 +410,11 @@
         </w:tc>
         <w:tc>
           <w:tcPr>
-            <w:tcW w:type="dxa" w:w="2160"/>
+            <w:tcW w:w="2160" w:type="dxa"/>
           </w:tcPr>
           <w:p>
             <w:pPr>
+              <w:spacing w:before="60" w:after="60"/>
               <w:jc w:val="center"/>
             </w:pPr>
             <w:r>
@@ -376,10 +429,11 @@
       <w:tr>
         <w:tc>
           <w:tcPr>
-            <w:tcW w:type="dxa" w:w="1151"/>
+            <w:tcW w:w="1151" w:type="dxa"/>
           </w:tcPr>
           <w:p>
             <w:pPr>
+              <w:spacing w:before="60" w:after="60"/>
               <w:jc w:val="center"/>
             </w:pPr>
             <w:r>
@@ -389,22 +443,26 @@
         </w:tc>
         <w:tc>
           <w:tcPr>
-            <w:tcW w:type="dxa" w:w="1729"/>
+            <w:tcW w:w="1729" w:type="dxa"/>
           </w:tcPr>
           <w:p>
             <w:pPr>
+              <w:spacing w:before="60" w:after="60"/>
               <w:jc w:val="center"/>
             </w:pPr>
             <w:r>
-              <w:t>2026/10/19</w:t>
+              <w:t>2026/10/20</w:t>
             </w:r>
           </w:p>
         </w:tc>
         <w:tc>
           <w:tcPr>
-            <w:tcW w:type="dxa" w:w="4320"/>
+            <w:tcW w:w="4320" w:type="dxa"/>
           </w:tcPr>
           <w:p>
+            <w:pPr>
+              <w:spacing w:before="60" w:after="60"/>
+            </w:pPr>
             <w:r>
               <w:t>初次發行</w:t>
             </w:r>
@@ -412,10 +470,11 @@
         </w:tc>
         <w:tc>
           <w:tcPr>
-            <w:tcW w:type="dxa" w:w="2160"/>
+            <w:tcW w:w="2160" w:type="dxa"/>
           </w:tcPr>
           <w:p>
             <w:pPr>
+              <w:spacing w:before="60" w:after="60"/>
               <w:jc w:val="center"/>
             </w:pPr>
             <w:r>
@@ -428,25 +487,832 @@
     <w:p>
       <w:pPr>
         <w:pStyle w:val="Heading1NoTOC"/>
-        <w:pageBreakBefore/>
       </w:pPr>
       <w:r>
+        <w:lastRenderedPageBreak/>
         <w:t>目錄</w:t>
       </w:r>
     </w:p>
     <w:p>
+      <w:pPr>
+        <w:pStyle w:val="14"/>
+        <w:tabs>
+          <w:tab w:val="right" w:leader="dot" w:pos="9350"/>
+        </w:tabs>
+        <w:rPr>
+          <w:rFonts w:asciiTheme="minorHAnsi" w:eastAsiaTheme="minorEastAsia" w:hAnsiTheme="minorHAnsi" w:cstheme="minorBidi"/>
+          <w:noProof/>
+          <w:color w:val="auto"/>
+          <w:kern w:val="2"/>
+          <w:szCs w:val="22"/>
+        </w:rPr>
+      </w:pPr>
       <w:r>
         <w:fldChar w:fldCharType="begin"/>
-        <w:instrText xml:space="preserve">TOC \o "1-2" \h \z \u</w:instrText>
+      </w:r>
+      <w:r>
+        <w:instrText>TOC \o "1-2" \h \z \u</w:instrText>
+      </w:r>
+      <w:r>
         <w:fldChar w:fldCharType="separate"/>
-        <w:t>目錄將於開啟文件時自動更新</w:t>
+      </w:r>
+      <w:hyperlink w:anchor="_Toc243386555" w:history="1">
+        <w:r>
+          <w:rPr>
+            <w:rStyle w:val="affb"/>
+            <w:rFonts w:hint="eastAsia"/>
+            <w:noProof/>
+          </w:rPr>
+          <w:t>壹、作業說明</w:t>
+        </w:r>
+        <w:r>
+          <w:rPr>
+            <w:noProof/>
+            <w:webHidden/>
+          </w:rPr>
+          <w:tab/>
+        </w:r>
+        <w:r>
+          <w:rPr>
+            <w:noProof/>
+            <w:webHidden/>
+          </w:rPr>
+          <w:fldChar w:fldCharType="begin"/>
+        </w:r>
+        <w:r>
+          <w:rPr>
+            <w:noProof/>
+            <w:webHidden/>
+          </w:rPr>
+          <w:instrText xml:space="preserve"> PAGEREF _Toc243386555 \h </w:instrText>
+        </w:r>
+        <w:r>
+          <w:rPr>
+            <w:noProof/>
+            <w:webHidden/>
+          </w:rPr>
+        </w:r>
+        <w:r>
+          <w:rPr>
+            <w:noProof/>
+            <w:webHidden/>
+          </w:rPr>
+          <w:fldChar w:fldCharType="separate"/>
+        </w:r>
+        <w:r>
+          <w:rPr>
+            <w:noProof/>
+            <w:webHidden/>
+          </w:rPr>
+          <w:t>1</w:t>
+        </w:r>
+        <w:r>
+          <w:rPr>
+            <w:noProof/>
+            <w:webHidden/>
+          </w:rPr>
+          <w:fldChar w:fldCharType="end"/>
+        </w:r>
+      </w:hyperlink>
+    </w:p>
+    <w:p>
+      <w:pPr>
+        <w:pStyle w:val="2a"/>
+        <w:tabs>
+          <w:tab w:val="right" w:leader="dot" w:pos="9350"/>
+        </w:tabs>
+        <w:rPr>
+          <w:rFonts w:asciiTheme="minorHAnsi" w:eastAsiaTheme="minorEastAsia" w:hAnsiTheme="minorHAnsi" w:cstheme="minorBidi"/>
+          <w:noProof/>
+          <w:color w:val="auto"/>
+          <w:kern w:val="2"/>
+          <w:szCs w:val="22"/>
+        </w:rPr>
+      </w:pPr>
+      <w:hyperlink w:anchor="_Toc243386556" w:history="1">
+        <w:r>
+          <w:rPr>
+            <w:rStyle w:val="affb"/>
+            <w:rFonts w:hint="eastAsia"/>
+            <w:noProof/>
+          </w:rPr>
+          <w:t>一、使用情境</w:t>
+        </w:r>
+        <w:r>
+          <w:rPr>
+            <w:noProof/>
+            <w:webHidden/>
+          </w:rPr>
+          <w:tab/>
+        </w:r>
+        <w:r>
+          <w:rPr>
+            <w:noProof/>
+            <w:webHidden/>
+          </w:rPr>
+          <w:fldChar w:fldCharType="begin"/>
+        </w:r>
+        <w:r>
+          <w:rPr>
+            <w:noProof/>
+            <w:webHidden/>
+          </w:rPr>
+          <w:instrText xml:space="preserve"> PAGEREF _Toc243386556 \h </w:instrText>
+        </w:r>
+        <w:r>
+          <w:rPr>
+            <w:noProof/>
+            <w:webHidden/>
+          </w:rPr>
+        </w:r>
+        <w:r>
+          <w:rPr>
+            <w:noProof/>
+            <w:webHidden/>
+          </w:rPr>
+          <w:fldChar w:fldCharType="separate"/>
+        </w:r>
+        <w:r>
+          <w:rPr>
+            <w:noProof/>
+            <w:webHidden/>
+          </w:rPr>
+          <w:t>1</w:t>
+        </w:r>
+        <w:r>
+          <w:rPr>
+            <w:noProof/>
+            <w:webHidden/>
+          </w:rPr>
+          <w:fldChar w:fldCharType="end"/>
+        </w:r>
+      </w:hyperlink>
+    </w:p>
+    <w:p>
+      <w:pPr>
+        <w:pStyle w:val="2a"/>
+        <w:tabs>
+          <w:tab w:val="right" w:leader="dot" w:pos="9350"/>
+        </w:tabs>
+        <w:rPr>
+          <w:rFonts w:asciiTheme="minorHAnsi" w:eastAsiaTheme="minorEastAsia" w:hAnsiTheme="minorHAnsi" w:cstheme="minorBidi"/>
+          <w:noProof/>
+          <w:color w:val="auto"/>
+          <w:kern w:val="2"/>
+          <w:szCs w:val="22"/>
+        </w:rPr>
+      </w:pPr>
+      <w:hyperlink w:anchor="_Toc243386557" w:history="1">
+        <w:r>
+          <w:rPr>
+            <w:rStyle w:val="affb"/>
+            <w:rFonts w:hint="eastAsia"/>
+            <w:noProof/>
+          </w:rPr>
+          <w:t>二、進入路徑</w:t>
+        </w:r>
+        <w:r>
+          <w:rPr>
+            <w:noProof/>
+            <w:webHidden/>
+          </w:rPr>
+          <w:tab/>
+        </w:r>
+        <w:r>
+          <w:rPr>
+            <w:noProof/>
+            <w:webHidden/>
+          </w:rPr>
+          <w:fldChar w:fldCharType="begin"/>
+        </w:r>
+        <w:r>
+          <w:rPr>
+            <w:noProof/>
+            <w:webHidden/>
+          </w:rPr>
+          <w:instrText xml:space="preserve"> PAGEREF _Toc243386557 \h </w:instrText>
+        </w:r>
+        <w:r>
+          <w:rPr>
+            <w:noProof/>
+            <w:webHidden/>
+          </w:rPr>
+        </w:r>
+        <w:r>
+          <w:rPr>
+            <w:noProof/>
+            <w:webHidden/>
+          </w:rPr>
+          <w:fldChar w:fldCharType="separate"/>
+        </w:r>
+        <w:r>
+          <w:rPr>
+            <w:noProof/>
+            <w:webHidden/>
+          </w:rPr>
+          <w:t>1</w:t>
+        </w:r>
+        <w:r>
+          <w:rPr>
+            <w:noProof/>
+            <w:webHidden/>
+          </w:rPr>
+          <w:fldChar w:fldCharType="end"/>
+        </w:r>
+      </w:hyperlink>
+    </w:p>
+    <w:p>
+      <w:pPr>
+        <w:pStyle w:val="14"/>
+        <w:tabs>
+          <w:tab w:val="right" w:leader="dot" w:pos="9350"/>
+        </w:tabs>
+        <w:rPr>
+          <w:rFonts w:asciiTheme="minorHAnsi" w:eastAsiaTheme="minorEastAsia" w:hAnsiTheme="minorHAnsi" w:cstheme="minorBidi"/>
+          <w:noProof/>
+          <w:color w:val="auto"/>
+          <w:kern w:val="2"/>
+          <w:szCs w:val="22"/>
+        </w:rPr>
+      </w:pPr>
+      <w:hyperlink w:anchor="_Toc243386558" w:history="1">
+        <w:r>
+          <w:rPr>
+            <w:rStyle w:val="affb"/>
+            <w:rFonts w:hint="eastAsia"/>
+            <w:noProof/>
+          </w:rPr>
+          <w:t>貳、操作說明</w:t>
+        </w:r>
+        <w:r>
+          <w:rPr>
+            <w:noProof/>
+            <w:webHidden/>
+          </w:rPr>
+          <w:tab/>
+        </w:r>
+        <w:r>
+          <w:rPr>
+            <w:noProof/>
+            <w:webHidden/>
+          </w:rPr>
+          <w:fldChar w:fldCharType="begin"/>
+        </w:r>
+        <w:r>
+          <w:rPr>
+            <w:noProof/>
+            <w:webHidden/>
+          </w:rPr>
+          <w:instrText xml:space="preserve"> PAGEREF _Toc243386558 \h </w:instrText>
+        </w:r>
+        <w:r>
+          <w:rPr>
+            <w:noProof/>
+            <w:webHidden/>
+          </w:rPr>
+        </w:r>
+        <w:r>
+          <w:rPr>
+            <w:noProof/>
+            <w:webHidden/>
+          </w:rPr>
+          <w:fldChar w:fldCharType="separate"/>
+        </w:r>
+        <w:r>
+          <w:rPr>
+            <w:noProof/>
+            <w:webHidden/>
+          </w:rPr>
+          <w:t>2</w:t>
+        </w:r>
+        <w:r>
+          <w:rPr>
+            <w:noProof/>
+            <w:webHidden/>
+          </w:rPr>
+          <w:fldChar w:fldCharType="end"/>
+        </w:r>
+      </w:hyperlink>
+    </w:p>
+    <w:p>
+      <w:pPr>
+        <w:pStyle w:val="2a"/>
+        <w:tabs>
+          <w:tab w:val="right" w:leader="dot" w:pos="9350"/>
+        </w:tabs>
+        <w:rPr>
+          <w:rFonts w:asciiTheme="minorHAnsi" w:eastAsiaTheme="minorEastAsia" w:hAnsiTheme="minorHAnsi" w:cstheme="minorBidi"/>
+          <w:noProof/>
+          <w:color w:val="auto"/>
+          <w:kern w:val="2"/>
+          <w:szCs w:val="22"/>
+        </w:rPr>
+      </w:pPr>
+      <w:hyperlink w:anchor="_Toc243386559" w:history="1">
+        <w:r>
+          <w:rPr>
+            <w:rStyle w:val="affb"/>
+            <w:rFonts w:hint="eastAsia"/>
+            <w:noProof/>
+          </w:rPr>
+          <w:t>一、畫面與前置設定</w:t>
+        </w:r>
+        <w:r>
+          <w:rPr>
+            <w:noProof/>
+            <w:webHidden/>
+          </w:rPr>
+          <w:tab/>
+        </w:r>
+        <w:r>
+          <w:rPr>
+            <w:noProof/>
+            <w:webHidden/>
+          </w:rPr>
+          <w:fldChar w:fldCharType="begin"/>
+        </w:r>
+        <w:r>
+          <w:rPr>
+            <w:noProof/>
+            <w:webHidden/>
+          </w:rPr>
+          <w:instrText xml:space="preserve"> PAGEREF _Toc243386559 \h </w:instrText>
+        </w:r>
+        <w:r>
+          <w:rPr>
+            <w:noProof/>
+            <w:webHidden/>
+          </w:rPr>
+        </w:r>
+        <w:r>
+          <w:rPr>
+            <w:noProof/>
+            <w:webHidden/>
+          </w:rPr>
+          <w:fldChar w:fldCharType="separate"/>
+        </w:r>
+        <w:r>
+          <w:rPr>
+            <w:noProof/>
+            <w:webHidden/>
+          </w:rPr>
+          <w:t>2</w:t>
+        </w:r>
+        <w:r>
+          <w:rPr>
+            <w:noProof/>
+            <w:webHidden/>
+          </w:rPr>
+          <w:fldChar w:fldCharType="end"/>
+        </w:r>
+      </w:hyperlink>
+    </w:p>
+    <w:p>
+      <w:pPr>
+        <w:pStyle w:val="2a"/>
+        <w:tabs>
+          <w:tab w:val="right" w:leader="dot" w:pos="9350"/>
+        </w:tabs>
+        <w:rPr>
+          <w:rFonts w:asciiTheme="minorHAnsi" w:eastAsiaTheme="minorEastAsia" w:hAnsiTheme="minorHAnsi" w:cstheme="minorBidi"/>
+          <w:noProof/>
+          <w:color w:val="auto"/>
+          <w:kern w:val="2"/>
+          <w:szCs w:val="22"/>
+        </w:rPr>
+      </w:pPr>
+      <w:hyperlink w:anchor="_Toc243386560" w:history="1">
+        <w:r>
+          <w:rPr>
+            <w:rStyle w:val="affb"/>
+            <w:rFonts w:hint="eastAsia"/>
+            <w:noProof/>
+          </w:rPr>
+          <w:t>二、修改參數值</w:t>
+        </w:r>
+        <w:r>
+          <w:rPr>
+            <w:noProof/>
+            <w:webHidden/>
+          </w:rPr>
+          <w:tab/>
+        </w:r>
+        <w:r>
+          <w:rPr>
+            <w:noProof/>
+            <w:webHidden/>
+          </w:rPr>
+          <w:fldChar w:fldCharType="begin"/>
+        </w:r>
+        <w:r>
+          <w:rPr>
+            <w:noProof/>
+            <w:webHidden/>
+          </w:rPr>
+          <w:instrText xml:space="preserve"> PAGEREF _Toc243386560 \h </w:instrText>
+        </w:r>
+        <w:r>
+          <w:rPr>
+            <w:noProof/>
+            <w:webHidden/>
+          </w:rPr>
+        </w:r>
+        <w:r>
+          <w:rPr>
+            <w:noProof/>
+            <w:webHidden/>
+          </w:rPr>
+          <w:fldChar w:fldCharType="separate"/>
+        </w:r>
+        <w:r>
+          <w:rPr>
+            <w:noProof/>
+            <w:webHidden/>
+          </w:rPr>
+          <w:t>2</w:t>
+        </w:r>
+        <w:r>
+          <w:rPr>
+            <w:noProof/>
+            <w:webHidden/>
+          </w:rPr>
+          <w:fldChar w:fldCharType="end"/>
+        </w:r>
+      </w:hyperlink>
+    </w:p>
+    <w:p>
+      <w:pPr>
+        <w:pStyle w:val="2a"/>
+        <w:tabs>
+          <w:tab w:val="right" w:leader="dot" w:pos="9350"/>
+        </w:tabs>
+        <w:rPr>
+          <w:rFonts w:asciiTheme="minorHAnsi" w:eastAsiaTheme="minorEastAsia" w:hAnsiTheme="minorHAnsi" w:cstheme="minorBidi"/>
+          <w:noProof/>
+          <w:color w:val="auto"/>
+          <w:kern w:val="2"/>
+          <w:szCs w:val="22"/>
+        </w:rPr>
+      </w:pPr>
+      <w:hyperlink w:anchor="_Toc243386561" w:history="1">
+        <w:r>
+          <w:rPr>
+            <w:rStyle w:val="affb"/>
+            <w:rFonts w:hint="eastAsia"/>
+            <w:noProof/>
+          </w:rPr>
+          <w:t>三、維護選項清單</w:t>
+        </w:r>
+        <w:r>
+          <w:rPr>
+            <w:noProof/>
+            <w:webHidden/>
+          </w:rPr>
+          <w:tab/>
+        </w:r>
+        <w:r>
+          <w:rPr>
+            <w:noProof/>
+            <w:webHidden/>
+          </w:rPr>
+          <w:fldChar w:fldCharType="begin"/>
+        </w:r>
+        <w:r>
+          <w:rPr>
+            <w:noProof/>
+            <w:webHidden/>
+          </w:rPr>
+          <w:instrText xml:space="preserve"> PAGEREF _Toc243386561 \h </w:instrText>
+        </w:r>
+        <w:r>
+          <w:rPr>
+            <w:noProof/>
+            <w:webHidden/>
+          </w:rPr>
+        </w:r>
+        <w:r>
+          <w:rPr>
+            <w:noProof/>
+            <w:webHidden/>
+          </w:rPr>
+          <w:fldChar w:fldCharType="separate"/>
+        </w:r>
+        <w:r>
+          <w:rPr>
+            <w:noProof/>
+            <w:webHidden/>
+          </w:rPr>
+          <w:t>3</w:t>
+        </w:r>
+        <w:r>
+          <w:rPr>
+            <w:noProof/>
+            <w:webHidden/>
+          </w:rPr>
+          <w:fldChar w:fldCharType="end"/>
+        </w:r>
+      </w:hyperlink>
+    </w:p>
+    <w:p>
+      <w:pPr>
+        <w:pStyle w:val="14"/>
+        <w:tabs>
+          <w:tab w:val="right" w:leader="dot" w:pos="9350"/>
+        </w:tabs>
+        <w:rPr>
+          <w:rFonts w:asciiTheme="minorHAnsi" w:eastAsiaTheme="minorEastAsia" w:hAnsiTheme="minorHAnsi" w:cstheme="minorBidi"/>
+          <w:noProof/>
+          <w:color w:val="auto"/>
+          <w:kern w:val="2"/>
+          <w:szCs w:val="22"/>
+        </w:rPr>
+      </w:pPr>
+      <w:hyperlink w:anchor="_Toc243386562" w:history="1">
+        <w:r>
+          <w:rPr>
+            <w:rStyle w:val="affb"/>
+            <w:rFonts w:hint="eastAsia"/>
+            <w:noProof/>
+          </w:rPr>
+          <w:t>參、常見訊息與處置</w:t>
+        </w:r>
+        <w:r>
+          <w:rPr>
+            <w:noProof/>
+            <w:webHidden/>
+          </w:rPr>
+          <w:tab/>
+        </w:r>
+        <w:r>
+          <w:rPr>
+            <w:noProof/>
+            <w:webHidden/>
+          </w:rPr>
+          <w:fldChar w:fldCharType="begin"/>
+        </w:r>
+        <w:r>
+          <w:rPr>
+            <w:noProof/>
+            <w:webHidden/>
+          </w:rPr>
+          <w:instrText xml:space="preserve"> PAGEREF _Toc243386562 \h </w:instrText>
+        </w:r>
+        <w:r>
+          <w:rPr>
+            <w:noProof/>
+            <w:webHidden/>
+          </w:rPr>
+        </w:r>
+        <w:r>
+          <w:rPr>
+            <w:noProof/>
+            <w:webHidden/>
+          </w:rPr>
+          <w:fldChar w:fldCharType="separate"/>
+        </w:r>
+        <w:r>
+          <w:rPr>
+            <w:noProof/>
+            <w:webHidden/>
+          </w:rPr>
+          <w:t>6</w:t>
+        </w:r>
+        <w:r>
+          <w:rPr>
+            <w:noProof/>
+            <w:webHidden/>
+          </w:rPr>
+          <w:fldChar w:fldCharType="end"/>
+        </w:r>
+      </w:hyperlink>
+    </w:p>
+    <w:p>
+      <w:pPr>
+        <w:pStyle w:val="2a"/>
+        <w:tabs>
+          <w:tab w:val="right" w:leader="dot" w:pos="9350"/>
+        </w:tabs>
+        <w:rPr>
+          <w:rFonts w:asciiTheme="minorHAnsi" w:eastAsiaTheme="minorEastAsia" w:hAnsiTheme="minorHAnsi" w:cstheme="minorBidi"/>
+          <w:noProof/>
+          <w:color w:val="auto"/>
+          <w:kern w:val="2"/>
+          <w:szCs w:val="22"/>
+        </w:rPr>
+      </w:pPr>
+      <w:hyperlink w:anchor="_Toc243386563" w:history="1">
+        <w:r>
+          <w:rPr>
+            <w:rStyle w:val="affb"/>
+            <w:rFonts w:hint="eastAsia"/>
+            <w:noProof/>
+          </w:rPr>
+          <w:t>一、被擋下（動作沒有完成）</w:t>
+        </w:r>
+        <w:r>
+          <w:rPr>
+            <w:noProof/>
+            <w:webHidden/>
+          </w:rPr>
+          <w:tab/>
+        </w:r>
+        <w:r>
+          <w:rPr>
+            <w:noProof/>
+            <w:webHidden/>
+          </w:rPr>
+          <w:fldChar w:fldCharType="begin"/>
+        </w:r>
+        <w:r>
+          <w:rPr>
+            <w:noProof/>
+            <w:webHidden/>
+          </w:rPr>
+          <w:instrText xml:space="preserve"> PAGEREF _Toc243386563 \h </w:instrText>
+        </w:r>
+        <w:r>
+          <w:rPr>
+            <w:noProof/>
+            <w:webHidden/>
+          </w:rPr>
+        </w:r>
+        <w:r>
+          <w:rPr>
+            <w:noProof/>
+            <w:webHidden/>
+          </w:rPr>
+          <w:fldChar w:fldCharType="separate"/>
+        </w:r>
+        <w:r>
+          <w:rPr>
+            <w:noProof/>
+            <w:webHidden/>
+          </w:rPr>
+          <w:t>6</w:t>
+        </w:r>
+        <w:r>
+          <w:rPr>
+            <w:noProof/>
+            <w:webHidden/>
+          </w:rPr>
+          <w:fldChar w:fldCharType="end"/>
+        </w:r>
+      </w:hyperlink>
+    </w:p>
+    <w:p>
+      <w:pPr>
+        <w:pStyle w:val="2a"/>
+        <w:tabs>
+          <w:tab w:val="right" w:leader="dot" w:pos="9350"/>
+        </w:tabs>
+        <w:rPr>
+          <w:rFonts w:asciiTheme="minorHAnsi" w:eastAsiaTheme="minorEastAsia" w:hAnsiTheme="minorHAnsi" w:cstheme="minorBidi"/>
+          <w:noProof/>
+          <w:color w:val="auto"/>
+          <w:kern w:val="2"/>
+          <w:szCs w:val="22"/>
+        </w:rPr>
+      </w:pPr>
+      <w:hyperlink w:anchor="_Toc243386564" w:history="1">
+        <w:r>
+          <w:rPr>
+            <w:rStyle w:val="affb"/>
+            <w:rFonts w:hint="eastAsia"/>
+            <w:noProof/>
+          </w:rPr>
+          <w:t>二、送出後的結果訊息</w:t>
+        </w:r>
+        <w:r>
+          <w:rPr>
+            <w:noProof/>
+            <w:webHidden/>
+          </w:rPr>
+          <w:tab/>
+        </w:r>
+        <w:r>
+          <w:rPr>
+            <w:noProof/>
+            <w:webHidden/>
+          </w:rPr>
+          <w:fldChar w:fldCharType="begin"/>
+        </w:r>
+        <w:r>
+          <w:rPr>
+            <w:noProof/>
+            <w:webHidden/>
+          </w:rPr>
+          <w:instrText xml:space="preserve"> PAGEREF _Toc243386564 \h </w:instrText>
+        </w:r>
+        <w:r>
+          <w:rPr>
+            <w:noProof/>
+            <w:webHidden/>
+          </w:rPr>
+        </w:r>
+        <w:r>
+          <w:rPr>
+            <w:noProof/>
+            <w:webHidden/>
+          </w:rPr>
+          <w:fldChar w:fldCharType="separate"/>
+        </w:r>
+        <w:r>
+          <w:rPr>
+            <w:noProof/>
+            <w:webHidden/>
+          </w:rPr>
+          <w:t>6</w:t>
+        </w:r>
+        <w:r>
+          <w:rPr>
+            <w:noProof/>
+            <w:webHidden/>
+          </w:rPr>
+          <w:fldChar w:fldCharType="end"/>
+        </w:r>
+      </w:hyperlink>
+    </w:p>
+    <w:p>
+      <w:pPr>
+        <w:pStyle w:val="2a"/>
+        <w:tabs>
+          <w:tab w:val="right" w:leader="dot" w:pos="9350"/>
+        </w:tabs>
+        <w:rPr>
+          <w:rFonts w:asciiTheme="minorHAnsi" w:eastAsiaTheme="minorEastAsia" w:hAnsiTheme="minorHAnsi" w:cstheme="minorBidi"/>
+          <w:noProof/>
+          <w:color w:val="auto"/>
+          <w:kern w:val="2"/>
+          <w:szCs w:val="22"/>
+        </w:rPr>
+      </w:pPr>
+      <w:hyperlink w:anchor="_Toc243386565" w:history="1">
+        <w:r>
+          <w:rPr>
+            <w:rStyle w:val="affb"/>
+            <w:rFonts w:hint="eastAsia"/>
+            <w:noProof/>
+          </w:rPr>
+          <w:t>三、其他情況</w:t>
+        </w:r>
+        <w:r>
+          <w:rPr>
+            <w:noProof/>
+            <w:webHidden/>
+          </w:rPr>
+          <w:tab/>
+        </w:r>
+        <w:r>
+          <w:rPr>
+            <w:noProof/>
+            <w:webHidden/>
+          </w:rPr>
+          <w:fldChar w:fldCharType="begin"/>
+        </w:r>
+        <w:r>
+          <w:rPr>
+            <w:noProof/>
+            <w:webHidden/>
+          </w:rPr>
+          <w:instrText xml:space="preserve"> PAGEREF _Toc243386565 \h </w:instrText>
+        </w:r>
+        <w:r>
+          <w:rPr>
+            <w:noProof/>
+            <w:webHidden/>
+          </w:rPr>
+        </w:r>
+        <w:r>
+          <w:rPr>
+            <w:noProof/>
+            <w:webHidden/>
+          </w:rPr>
+          <w:fldChar w:fldCharType="separate"/>
+        </w:r>
+        <w:r>
+          <w:rPr>
+            <w:noProof/>
+            <w:webHidden/>
+          </w:rPr>
+          <w:t>6</w:t>
+        </w:r>
+        <w:r>
+          <w:rPr>
+            <w:noProof/>
+            <w:webHidden/>
+          </w:rPr>
+          <w:fldChar w:fldCharType="end"/>
+        </w:r>
+      </w:hyperlink>
+    </w:p>
+    <w:p>
+      <w:r>
         <w:fldChar w:fldCharType="end"/>
       </w:r>
     </w:p>
     <w:p>
       <w:pPr>
         <w:sectPr>
-          <w:footerReference w:type="default" r:id="rId8"/>
           <w:pgSz w:w="12240" w:h="15840"/>
           <w:pgMar w:top="1440" w:right="1440" w:bottom="1440" w:left="1440" w:header="720" w:footer="720" w:gutter="0"/>
           <w:cols w:space="720"/>
@@ -458,20 +1324,26 @@
       <w:pPr>
         <w:pStyle w:val="1"/>
       </w:pPr>
+      <w:bookmarkStart w:id="1" w:name="_Toc243386555"/>
       <w:r>
+        <w:lastRenderedPageBreak/>
         <w:t>壹、作業說明</w:t>
       </w:r>
+      <w:bookmarkEnd w:id="1"/>
     </w:p>
     <w:p>
       <w:pPr>
         <w:pStyle w:val="2"/>
       </w:pPr>
+      <w:bookmarkStart w:id="2" w:name="_Toc243386556"/>
       <w:r>
         <w:t>一、使用情境</w:t>
       </w:r>
+      <w:bookmarkEnd w:id="2"/>
     </w:p>
     <w:p>
       <w:pPr>
+        <w:keepNext/>
         <w:ind w:firstLine="482"/>
       </w:pPr>
       <w:r>
@@ -490,27 +1362,24 @@
     <w:tbl>
       <w:tblPr>
         <w:tblStyle w:val="aff2"/>
-        <w:tblW w:type="auto" w:w="0"/>
+        <w:tblW w:w="0" w:type="auto"/>
         <w:tblLayout w:type="fixed"/>
-        <w:tblLook w:firstColumn="1" w:firstRow="1" w:lastColumn="0" w:lastRow="0" w:noHBand="0" w:noVBand="1" w:val="04A0"/>
-        <w:tblLayout w:type="fixed"/>
+        <w:tblLook w:val="04A0" w:firstRow="1" w:lastRow="0" w:firstColumn="1" w:lastColumn="0" w:noHBand="0" w:noVBand="1"/>
       </w:tblPr>
       <w:tblGrid>
-        <w:gridCol w:w="3120"/>
-        <w:gridCol w:w="3120"/>
-        <w:gridCol w:w="3120"/>
+        <w:gridCol w:w="2047"/>
+        <w:gridCol w:w="2794"/>
+        <w:gridCol w:w="4519"/>
       </w:tblGrid>
       <w:tr>
         <w:tc>
           <w:tcPr>
-            <w:tcW w:type="dxa" w:w="2047"/>
+            <w:tcW w:w="2047" w:type="dxa"/>
           </w:tcPr>
           <w:p>
-            <w:r>
-              <w:rPr>
-                <w:b/>
-              </w:rPr>
-            </w:r>
+            <w:pPr>
+              <w:spacing w:before="60" w:after="60"/>
+            </w:pPr>
             <w:r>
               <w:rPr>
                 <w:b/>
@@ -521,14 +1390,12 @@
         </w:tc>
         <w:tc>
           <w:tcPr>
-            <w:tcW w:type="dxa" w:w="2794"/>
+            <w:tcW w:w="2794" w:type="dxa"/>
           </w:tcPr>
           <w:p>
-            <w:r>
-              <w:rPr>
-                <w:b/>
-              </w:rPr>
-            </w:r>
+            <w:pPr>
+              <w:spacing w:before="60" w:after="60"/>
+            </w:pPr>
             <w:r>
               <w:rPr>
                 <w:b/>
@@ -539,14 +1406,12 @@
         </w:tc>
         <w:tc>
           <w:tcPr>
-            <w:tcW w:type="dxa" w:w="4519"/>
+            <w:tcW w:w="4519" w:type="dxa"/>
           </w:tcPr>
           <w:p>
-            <w:r>
-              <w:rPr>
-                <w:b/>
-              </w:rPr>
-            </w:r>
+            <w:pPr>
+              <w:spacing w:before="60" w:after="60"/>
+            </w:pPr>
             <w:r>
               <w:rPr>
                 <w:b/>
@@ -559,10 +1424,12 @@
       <w:tr>
         <w:tc>
           <w:tcPr>
-            <w:tcW w:type="dxa" w:w="2047"/>
+            <w:tcW w:w="2047" w:type="dxa"/>
           </w:tcPr>
           <w:p>
-            <w:r/>
+            <w:pPr>
+              <w:spacing w:before="60" w:after="60"/>
+            </w:pPr>
             <w:r>
               <w:t>平台（共用）</w:t>
             </w:r>
@@ -570,10 +1437,12 @@
         </w:tc>
         <w:tc>
           <w:tcPr>
-            <w:tcW w:type="dxa" w:w="2794"/>
+            <w:tcW w:w="2794" w:type="dxa"/>
           </w:tcPr>
           <w:p>
-            <w:r/>
+            <w:pPr>
+              <w:spacing w:before="60" w:after="60"/>
+            </w:pPr>
             <w:r>
               <w:t>教育訓練或文件管理的管理者</w:t>
             </w:r>
@@ -581,10 +1450,12 @@
         </w:tc>
         <w:tc>
           <w:tcPr>
-            <w:tcW w:type="dxa" w:w="4519"/>
+            <w:tcW w:w="4519" w:type="dxa"/>
           </w:tcPr>
           <w:p>
-            <w:r/>
+            <w:pPr>
+              <w:spacing w:before="60" w:after="60"/>
+            </w:pPr>
             <w:r>
               <w:t>密碼規則、登入鎖定、各類連結效期等全平台共用的參數</w:t>
             </w:r>
@@ -594,21 +1465,31 @@
       <w:tr>
         <w:tc>
           <w:tcPr>
-            <w:tcW w:type="dxa" w:w="2047"/>
+            <w:tcW w:w="2047" w:type="dxa"/>
           </w:tcPr>
           <w:p>
-            <w:r/>
+            <w:pPr>
+              <w:spacing w:before="60" w:after="60"/>
+            </w:pPr>
             <w:r>
-              <w:t>教育訓練（ET）</w:t>
+              <w:t>教育訓練（</w:t>
+            </w:r>
+            <w:r>
+              <w:t>ET</w:t>
+            </w:r>
+            <w:r>
+              <w:t>）</w:t>
             </w:r>
           </w:p>
         </w:tc>
         <w:tc>
           <w:tcPr>
-            <w:tcW w:type="dxa" w:w="2794"/>
+            <w:tcW w:w="2794" w:type="dxa"/>
           </w:tcPr>
           <w:p>
-            <w:r/>
+            <w:pPr>
+              <w:spacing w:before="60" w:after="60"/>
+            </w:pPr>
             <w:r>
               <w:t>教育訓練的管理者</w:t>
             </w:r>
@@ -616,10 +1497,12 @@
         </w:tc>
         <w:tc>
           <w:tcPr>
-            <w:tcW w:type="dxa" w:w="4519"/>
+            <w:tcW w:w="4519" w:type="dxa"/>
           </w:tcPr>
           <w:p>
-            <w:r/>
+            <w:pPr>
+              <w:spacing w:before="60" w:after="60"/>
+            </w:pPr>
             <w:r>
               <w:t>加急提醒天數；受訓對象的單位與職位清單</w:t>
             </w:r>
@@ -629,21 +1512,31 @@
       <w:tr>
         <w:tc>
           <w:tcPr>
-            <w:tcW w:type="dxa" w:w="2047"/>
+            <w:tcW w:w="2047" w:type="dxa"/>
           </w:tcPr>
           <w:p>
-            <w:r/>
+            <w:pPr>
+              <w:spacing w:before="60" w:after="60"/>
+            </w:pPr>
             <w:r>
-              <w:t>文件管理（DM）</w:t>
+              <w:t>文件管理（</w:t>
+            </w:r>
+            <w:r>
+              <w:t>DM</w:t>
+            </w:r>
+            <w:r>
+              <w:t>）</w:t>
             </w:r>
           </w:p>
         </w:tc>
         <w:tc>
           <w:tcPr>
-            <w:tcW w:type="dxa" w:w="2794"/>
+            <w:tcW w:w="2794" w:type="dxa"/>
           </w:tcPr>
           <w:p>
-            <w:r/>
+            <w:pPr>
+              <w:spacing w:before="60" w:after="60"/>
+            </w:pPr>
             <w:r>
               <w:t>文件管理的管理者</w:t>
             </w:r>
@@ -651,10 +1544,12 @@
         </w:tc>
         <w:tc>
           <w:tcPr>
-            <w:tcW w:type="dxa" w:w="4519"/>
+            <w:tcW w:w="4519" w:type="dxa"/>
           </w:tcPr>
           <w:p>
-            <w:r/>
+            <w:pPr>
+              <w:spacing w:before="60" w:after="60"/>
+            </w:pPr>
             <w:r>
               <w:t>催辦門檻天數；文件分類、關聯作業項目、可見對象的單位與職位、檢索標籤</w:t>
             </w:r>
@@ -676,7 +1571,13 @@
         <w:t>儲存後即時生效</w:t>
       </w:r>
       <w:r>
-        <w:t>，並記入操作記錄（見 DP05 操作記錄查詢）。</w:t>
+        <w:t>，並記入操作記錄（見</w:t>
+      </w:r>
+      <w:r>
+        <w:t xml:space="preserve"> DP05 </w:t>
+      </w:r>
+      <w:r>
+        <w:t>操作記錄查詢）。</w:t>
       </w:r>
     </w:p>
     <w:p>
@@ -693,40 +1594,59 @@
         <w:t>各自獨立</w:t>
       </w:r>
       <w:r>
-        <w:t>，於一邊增修不會帶到另一邊。誰配哪一組單位與職位，於 DP02 權限管理指派；本作業只維護可選的項目。</w:t>
+        <w:t>，於一邊增修不會帶到另一邊。誰配哪一組單位與職位，於</w:t>
+      </w:r>
+      <w:r>
+        <w:t xml:space="preserve"> DP02 </w:t>
+      </w:r>
+      <w:r>
+        <w:t>權限管理指派；本作業只維護可選的項目。</w:t>
       </w:r>
     </w:p>
     <w:p>
       <w:pPr>
         <w:pStyle w:val="2"/>
       </w:pPr>
+      <w:bookmarkStart w:id="3" w:name="_Toc243386557"/>
       <w:r>
         <w:t>二、進入路徑</w:t>
       </w:r>
+      <w:bookmarkEnd w:id="3"/>
     </w:p>
     <w:p>
       <w:pPr>
         <w:ind w:firstLine="482"/>
       </w:pPr>
       <w:r>
-        <w:t>側邊選單「系統管理者後台 → DP03 系統參數與清單維護」。</w:t>
+        <w:t>側邊選單「系統管理者後台</w:t>
+      </w:r>
+      <w:r>
+        <w:t xml:space="preserve"> → DP03 </w:t>
+      </w:r>
+      <w:r>
+        <w:t>系統參數與清單維護」。</w:t>
       </w:r>
     </w:p>
     <w:p>
       <w:pPr>
         <w:pStyle w:val="1"/>
       </w:pPr>
+      <w:bookmarkStart w:id="4" w:name="_Toc243386558"/>
       <w:r>
+        <w:lastRenderedPageBreak/>
         <w:t>貳、操作說明</w:t>
       </w:r>
+      <w:bookmarkEnd w:id="4"/>
     </w:p>
     <w:p>
       <w:pPr>
         <w:pStyle w:val="2"/>
       </w:pPr>
+      <w:bookmarkStart w:id="5" w:name="_Toc243386559"/>
       <w:r>
         <w:t>一、畫面與前置設定</w:t>
       </w:r>
+      <w:bookmarkEnd w:id="5"/>
     </w:p>
     <w:p>
       <w:pPr>
@@ -740,22 +1660,131 @@
       <w:pPr>
         <w:keepNext/>
         <w:spacing w:before="160" w:after="40"/>
-        <w:ind w:left="0" w:firstLine="0"/>
         <w:jc w:val="center"/>
       </w:pPr>
       <w:r>
+        <w:rPr>
+          <w:noProof/>
+        </w:rPr>
         <w:drawing>
-          <wp:inline xmlns:a="http://schemas.openxmlformats.org/drawingml/2006/main" xmlns:pic="http://schemas.openxmlformats.org/drawingml/2006/picture">
+          <wp:inline distT="0" distB="0" distL="0" distR="0">
             <wp:extent cx="5580000" cy="3469500"/>
+            <wp:effectExtent l="0" t="0" r="0" b="0"/>
             <wp:docPr id="1" name="Picture 1"/>
             <wp:cNvGraphicFramePr>
-              <a:graphicFrameLocks noChangeAspect="1"/>
+              <a:graphicFrameLocks xmlns:a="http://schemas.openxmlformats.org/drawingml/2006/main" noChangeAspect="1"/>
             </wp:cNvGraphicFramePr>
-            <a:graphic>
+            <a:graphic xmlns:a="http://schemas.openxmlformats.org/drawingml/2006/main">
               <a:graphicData uri="http://schemas.openxmlformats.org/drawingml/2006/picture">
-                <pic:pic>
+                <pic:pic xmlns:pic="http://schemas.openxmlformats.org/drawingml/2006/picture">
                   <pic:nvPicPr>
                     <pic:cNvPr id="0" name="dp03-01.png"/>
+                    <pic:cNvPicPr/>
+                  </pic:nvPicPr>
+                  <pic:blipFill>
+                    <a:blip r:embed="rId8"/>
+                    <a:stretch>
+                      <a:fillRect/>
+                    </a:stretch>
+                  </pic:blipFill>
+                  <pic:spPr>
+                    <a:xfrm>
+                      <a:off x="0" y="0"/>
+                      <a:ext cx="5580000" cy="3469500"/>
+                    </a:xfrm>
+                    <a:prstGeom prst="rect">
+                      <a:avLst/>
+                    </a:prstGeom>
+                  </pic:spPr>
+                </pic:pic>
+              </a:graphicData>
+            </a:graphic>
+          </wp:inline>
+        </w:drawing>
+      </w:r>
+    </w:p>
+    <w:p>
+      <w:pPr>
+        <w:spacing w:after="160"/>
+        <w:jc w:val="center"/>
+      </w:pPr>
+      <w:r>
+        <w:rPr>
+          <w:color w:val="404040"/>
+          <w:sz w:val="20"/>
+        </w:rPr>
+        <w:t>平台（共用）分頁列出全平台共用的參數，上方提示變更將影響全平台</w:t>
+      </w:r>
+    </w:p>
+    <w:p>
+      <w:pPr>
+        <w:pStyle w:val="2"/>
+      </w:pPr>
+      <w:bookmarkStart w:id="6" w:name="_Toc243386560"/>
+      <w:r>
+        <w:t>二、修改參數值</w:t>
+      </w:r>
+      <w:bookmarkEnd w:id="6"/>
+    </w:p>
+    <w:p>
+      <w:pPr>
+        <w:pStyle w:val="af1"/>
+        <w:numPr>
+          <w:ilvl w:val="0"/>
+          <w:numId w:val="1"/>
+        </w:numPr>
+      </w:pPr>
+      <w:r>
+        <w:t>按該參數的「編輯」</w:t>
+      </w:r>
+    </w:p>
+    <w:p>
+      <w:pPr>
+        <w:pStyle w:val="af1"/>
+        <w:numPr>
+          <w:ilvl w:val="0"/>
+          <w:numId w:val="1"/>
+        </w:numPr>
+      </w:pPr>
+      <w:r>
+        <w:t>於編輯區修改參數值，需要時一併修改「說明」</w:t>
+      </w:r>
+    </w:p>
+    <w:p>
+      <w:pPr>
+        <w:pStyle w:val="af1"/>
+        <w:numPr>
+          <w:ilvl w:val="0"/>
+          <w:numId w:val="1"/>
+        </w:numPr>
+      </w:pPr>
+      <w:r>
+        <w:t>按「儲存」</w:t>
+      </w:r>
+    </w:p>
+    <w:p>
+      <w:pPr>
+        <w:keepNext/>
+        <w:spacing w:before="160" w:after="40"/>
+        <w:jc w:val="center"/>
+      </w:pPr>
+      <w:r>
+        <w:rPr>
+          <w:noProof/>
+        </w:rPr>
+        <w:drawing>
+          <wp:inline distT="0" distB="0" distL="0" distR="0">
+            <wp:extent cx="2700000" cy="1399500"/>
+            <wp:effectExtent l="0" t="0" r="0" b="0"/>
+            <wp:docPr id="2" name="Picture 2"/>
+            <wp:cNvGraphicFramePr>
+              <a:graphicFrameLocks xmlns:a="http://schemas.openxmlformats.org/drawingml/2006/main" noChangeAspect="1"/>
+            </wp:cNvGraphicFramePr>
+            <a:graphic xmlns:a="http://schemas.openxmlformats.org/drawingml/2006/main">
+              <a:graphicData uri="http://schemas.openxmlformats.org/drawingml/2006/picture">
+                <pic:pic xmlns:pic="http://schemas.openxmlformats.org/drawingml/2006/picture">
+                  <pic:nvPicPr>
+                    <pic:cNvPr id="0" name="dp03-02.png"/>
                     <pic:cNvPicPr/>
                   </pic:nvPicPr>
                   <pic:blipFill>
@@ -767,9 +1796,11 @@
                   <pic:spPr>
                     <a:xfrm>
                       <a:off x="0" y="0"/>
-                      <a:ext cx="5580000" cy="3469500"/>
+                      <a:ext cx="2700000" cy="1399500"/>
                     </a:xfrm>
-                    <a:prstGeom prst="rect"/>
+                    <a:prstGeom prst="rect">
+                      <a:avLst/>
+                    </a:prstGeom>
                   </pic:spPr>
                 </pic:pic>
               </a:graphicData>
@@ -781,7 +1812,6 @@
     <w:p>
       <w:pPr>
         <w:spacing w:after="160"/>
-        <w:ind w:firstLine="0"/>
         <w:jc w:val="center"/>
       </w:pPr>
       <w:r>
@@ -789,73 +1819,61 @@
           <w:color w:val="404040"/>
           <w:sz w:val="20"/>
         </w:rPr>
-        <w:t>平台（共用）分頁列出全平台共用的參數，上方提示變更將影響全平台</w:t>
+        <w:t>按「編輯」後於清單下方展開編輯區，可修改參數值與說明</w:t>
       </w:r>
     </w:p>
     <w:p>
       <w:pPr>
-        <w:pStyle w:val="2"/>
+        <w:ind w:firstLine="482"/>
       </w:pPr>
       <w:r>
-        <w:t>二、修改參數值</w:t>
+        <w:t>「說明」供維護者辨識用途，內容會記入操作記錄，請勿填入密碼、金鑰等機密。</w:t>
       </w:r>
     </w:p>
     <w:p>
       <w:pPr>
-        <w:pStyle w:val="af1"/>
-        <w:numPr>
-          <w:ilvl w:val="0"/>
-          <w:numId w:val="1"/>
-        </w:numPr>
+        <w:pStyle w:val="affa"/>
+        <w:keepNext/>
       </w:pPr>
       <w:r>
-        <w:t>按該參數的「編輯」</w:t>
+        <w:lastRenderedPageBreak/>
+        <w:t>平台級參數儲存前會再確認一次</w:t>
       </w:r>
     </w:p>
     <w:p>
       <w:pPr>
-        <w:pStyle w:val="af1"/>
-        <w:numPr>
-          <w:ilvl w:val="0"/>
-          <w:numId w:val="1"/>
-        </w:numPr>
+        <w:ind w:firstLine="482"/>
       </w:pPr>
       <w:r>
-        <w:t>於編輯區修改參數值，需要時一併修改「說明」</w:t>
+        <w:t>平台（共用）分</w:t>
+      </w:r>
+      <w:r>
+        <w:t>頁的參數同時影響教育訓練與文件管理兩個模組，按「儲存」後會先跳出確認視窗，按「確定儲存」才寫入；按「取消」則還原為修改前的值。</w:t>
       </w:r>
     </w:p>
     <w:p>
       <w:pPr>
-        <w:pStyle w:val="af1"/>
-        <w:numPr>
-          <w:ilvl w:val="0"/>
-          <w:numId w:val="1"/>
-        </w:numPr>
-      </w:pPr>
-      <w:r>
-        <w:t>按「儲存」</w:t>
-      </w:r>
-    </w:p>
-    <w:p>
-      <w:pPr>
         <w:keepNext/>
         <w:spacing w:before="160" w:after="40"/>
-        <w:ind w:left="0" w:firstLine="0"/>
         <w:jc w:val="center"/>
       </w:pPr>
       <w:r>
+        <w:rPr>
+          <w:noProof/>
+        </w:rPr>
         <w:drawing>
-          <wp:inline xmlns:a="http://schemas.openxmlformats.org/drawingml/2006/main" xmlns:pic="http://schemas.openxmlformats.org/drawingml/2006/picture">
-            <wp:extent cx="5580000" cy="2892300"/>
-            <wp:docPr id="2" name="Picture 2"/>
+          <wp:inline distT="0" distB="0" distL="0" distR="0">
+            <wp:extent cx="2205000" cy="720000"/>
+            <wp:effectExtent l="0" t="0" r="0" b="0"/>
+            <wp:docPr id="3" name="Picture 3"/>
             <wp:cNvGraphicFramePr>
-              <a:graphicFrameLocks noChangeAspect="1"/>
+              <a:graphicFrameLocks xmlns:a="http://schemas.openxmlformats.org/drawingml/2006/main" noChangeAspect="1"/>
             </wp:cNvGraphicFramePr>
-            <a:graphic>
+            <a:graphic xmlns:a="http://schemas.openxmlformats.org/drawingml/2006/main">
               <a:graphicData uri="http://schemas.openxmlformats.org/drawingml/2006/picture">
-                <pic:pic>
+                <pic:pic xmlns:pic="http://schemas.openxmlformats.org/drawingml/2006/picture">
                   <pic:nvPicPr>
-                    <pic:cNvPr id="0" name="dp03-02.png"/>
+                    <pic:cNvPr id="0" name="dp03-03.png"/>
                     <pic:cNvPicPr/>
                   </pic:nvPicPr>
                   <pic:blipFill>
@@ -867,9 +1885,11 @@
                   <pic:spPr>
                     <a:xfrm>
                       <a:off x="0" y="0"/>
-                      <a:ext cx="5580000" cy="2892300"/>
+                      <a:ext cx="2205000" cy="720000"/>
                     </a:xfrm>
-                    <a:prstGeom prst="rect"/>
+                    <a:prstGeom prst="rect">
+                      <a:avLst/>
+                    </a:prstGeom>
                   </pic:spPr>
                 </pic:pic>
               </a:graphicData>
@@ -881,87 +1901,6 @@
     <w:p>
       <w:pPr>
         <w:spacing w:after="160"/>
-        <w:ind w:firstLine="0"/>
-        <w:jc w:val="center"/>
-      </w:pPr>
-      <w:r>
-        <w:rPr>
-          <w:color w:val="404040"/>
-          <w:sz w:val="20"/>
-        </w:rPr>
-        <w:t>按「編輯」後於清單下方展開編輯區，可修改參數值與說明</w:t>
-      </w:r>
-    </w:p>
-    <w:p>
-      <w:pPr>
-        <w:ind w:firstLine="482"/>
-      </w:pPr>
-      <w:r>
-        <w:t>「說明」供維護者辨識用途，內容會記入操作記錄，請勿填入密碼、金鑰等機密。</w:t>
-      </w:r>
-    </w:p>
-    <w:p>
-      <w:pPr>
-        <w:pStyle w:val="affa"/>
-      </w:pPr>
-      <w:r>
-        <w:t>平台級參數儲存前會再確認一次</w:t>
-      </w:r>
-    </w:p>
-    <w:p>
-      <w:pPr>
-        <w:ind w:firstLine="482"/>
-      </w:pPr>
-      <w:r>
-        <w:t>平台（共用）分頁的參數同時影響教育訓練與文件管理兩個模組，按「儲存」後會先跳出確認視窗，按「確定儲存」才寫入；按「取消」則還原為修改前的值。</w:t>
-      </w:r>
-    </w:p>
-    <w:p>
-      <w:pPr>
-        <w:keepNext/>
-        <w:spacing w:before="160" w:after="40"/>
-        <w:ind w:left="0" w:firstLine="0"/>
-        <w:jc w:val="center"/>
-      </w:pPr>
-      <w:r>
-        <w:drawing>
-          <wp:inline xmlns:a="http://schemas.openxmlformats.org/drawingml/2006/main" xmlns:pic="http://schemas.openxmlformats.org/drawingml/2006/picture">
-            <wp:extent cx="5580000" cy="1822041"/>
-            <wp:docPr id="3" name="Picture 3"/>
-            <wp:cNvGraphicFramePr>
-              <a:graphicFrameLocks noChangeAspect="1"/>
-            </wp:cNvGraphicFramePr>
-            <a:graphic>
-              <a:graphicData uri="http://schemas.openxmlformats.org/drawingml/2006/picture">
-                <pic:pic>
-                  <pic:nvPicPr>
-                    <pic:cNvPr id="0" name="dp03-03.png"/>
-                    <pic:cNvPicPr/>
-                  </pic:nvPicPr>
-                  <pic:blipFill>
-                    <a:blip r:embed="rId11"/>
-                    <a:stretch>
-                      <a:fillRect/>
-                    </a:stretch>
-                  </pic:blipFill>
-                  <pic:spPr>
-                    <a:xfrm>
-                      <a:off x="0" y="0"/>
-                      <a:ext cx="5580000" cy="1822041"/>
-                    </a:xfrm>
-                    <a:prstGeom prst="rect"/>
-                  </pic:spPr>
-                </pic:pic>
-              </a:graphicData>
-            </a:graphic>
-          </wp:inline>
-        </w:drawing>
-      </w:r>
-    </w:p>
-    <w:p>
-      <w:pPr>
-        <w:spacing w:after="160"/>
-        <w:ind w:firstLine="0"/>
         <w:jc w:val="center"/>
       </w:pPr>
       <w:r>
@@ -975,6 +1914,7 @@
     <w:p>
       <w:pPr>
         <w:pStyle w:val="affa"/>
+        <w:keepNext/>
       </w:pPr>
       <w:r>
         <w:t>各參數可設定的範圍</w:t>
@@ -991,26 +1931,23 @@
     <w:tbl>
       <w:tblPr>
         <w:tblStyle w:val="aff2"/>
-        <w:tblW w:type="auto" w:w="0"/>
+        <w:tblW w:w="0" w:type="auto"/>
         <w:tblLayout w:type="fixed"/>
-        <w:tblLook w:firstColumn="1" w:firstRow="1" w:lastColumn="0" w:lastRow="0" w:noHBand="0" w:noVBand="1" w:val="04A0"/>
-        <w:tblLayout w:type="fixed"/>
+        <w:tblLook w:val="04A0" w:firstRow="1" w:lastRow="0" w:firstColumn="1" w:lastColumn="0" w:noHBand="0" w:noVBand="1"/>
       </w:tblPr>
       <w:tblGrid>
-        <w:gridCol w:w="4680"/>
-        <w:gridCol w:w="4680"/>
+        <w:gridCol w:w="4646"/>
+        <w:gridCol w:w="4714"/>
       </w:tblGrid>
       <w:tr>
         <w:tc>
           <w:tcPr>
-            <w:tcW w:type="dxa" w:w="4646"/>
+            <w:tcW w:w="4646" w:type="dxa"/>
           </w:tcPr>
           <w:p>
-            <w:r>
-              <w:rPr>
-                <w:b/>
-              </w:rPr>
-            </w:r>
+            <w:pPr>
+              <w:spacing w:before="60" w:after="60"/>
+            </w:pPr>
             <w:r>
               <w:rPr>
                 <w:b/>
@@ -1021,14 +1958,12 @@
         </w:tc>
         <w:tc>
           <w:tcPr>
-            <w:tcW w:type="dxa" w:w="4714"/>
+            <w:tcW w:w="4714" w:type="dxa"/>
           </w:tcPr>
           <w:p>
-            <w:r>
-              <w:rPr>
-                <w:b/>
-              </w:rPr>
-            </w:r>
+            <w:pPr>
+              <w:spacing w:before="60" w:after="60"/>
+            </w:pPr>
             <w:r>
               <w:rPr>
                 <w:b/>
@@ -1041,10 +1976,12 @@
       <w:tr>
         <w:tc>
           <w:tcPr>
-            <w:tcW w:type="dxa" w:w="4646"/>
+            <w:tcW w:w="4646" w:type="dxa"/>
           </w:tcPr>
           <w:p>
-            <w:r/>
+            <w:pPr>
+              <w:spacing w:before="60" w:after="60"/>
+            </w:pPr>
             <w:r>
               <w:t>密碼最小長度（一般使用者）</w:t>
             </w:r>
@@ -1052,12 +1989,17 @@
         </w:tc>
         <w:tc>
           <w:tcPr>
-            <w:tcW w:type="dxa" w:w="4714"/>
+            <w:tcW w:w="4714" w:type="dxa"/>
           </w:tcPr>
           <w:p>
-            <w:r/>
+            <w:pPr>
+              <w:spacing w:before="60" w:after="60"/>
+            </w:pPr>
             <w:r>
-              <w:t>8 以上，且不超過特權帳號的最小長度</w:t>
+              <w:t xml:space="preserve">8 </w:t>
+            </w:r>
+            <w:r>
+              <w:t>以上，且不超過特權帳號的最小長度</w:t>
             </w:r>
           </w:p>
         </w:tc>
@@ -1065,10 +2007,12 @@
       <w:tr>
         <w:tc>
           <w:tcPr>
-            <w:tcW w:type="dxa" w:w="4646"/>
+            <w:tcW w:w="4646" w:type="dxa"/>
           </w:tcPr>
           <w:p>
-            <w:r/>
+            <w:pPr>
+              <w:spacing w:before="60" w:after="60"/>
+            </w:pPr>
             <w:r>
               <w:t>密碼最小長度（特權帳號）</w:t>
             </w:r>
@@ -1076,12 +2020,17 @@
         </w:tc>
         <w:tc>
           <w:tcPr>
-            <w:tcW w:type="dxa" w:w="4714"/>
+            <w:tcW w:w="4714" w:type="dxa"/>
           </w:tcPr>
           <w:p>
-            <w:r/>
+            <w:pPr>
+              <w:spacing w:before="60" w:after="60"/>
+            </w:pPr>
             <w:r>
-              <w:t>不小於一般使用者的最小長度，最大 72</w:t>
+              <w:t>不小於一般使用者的最小長度，最大</w:t>
+            </w:r>
+            <w:r>
+              <w:t xml:space="preserve"> 72</w:t>
             </w:r>
           </w:p>
         </w:tc>
@@ -1089,10 +2038,12 @@
       <w:tr>
         <w:tc>
           <w:tcPr>
-            <w:tcW w:type="dxa" w:w="4646"/>
+            <w:tcW w:w="4646" w:type="dxa"/>
           </w:tcPr>
           <w:p>
-            <w:r/>
+            <w:pPr>
+              <w:spacing w:before="60" w:after="60"/>
+            </w:pPr>
             <w:r>
               <w:t>字元組合要求（種類數）</w:t>
             </w:r>
@@ -1100,12 +2051,20 @@
         </w:tc>
         <w:tc>
           <w:tcPr>
-            <w:tcW w:type="dxa" w:w="4714"/>
+            <w:tcW w:w="4714" w:type="dxa"/>
           </w:tcPr>
           <w:p>
-            <w:r/>
+            <w:pPr>
+              <w:spacing w:before="60" w:after="60"/>
+            </w:pPr>
             <w:r>
-              <w:t>1～4</w:t>
+              <w:t>1</w:t>
+            </w:r>
+            <w:r>
+              <w:t>～</w:t>
+            </w:r>
+            <w:r>
+              <w:t>4</w:t>
             </w:r>
           </w:p>
         </w:tc>
@@ -1113,10 +2072,12 @@
       <w:tr>
         <w:tc>
           <w:tcPr>
-            <w:tcW w:type="dxa" w:w="4646"/>
+            <w:tcW w:w="4646" w:type="dxa"/>
           </w:tcPr>
           <w:p>
-            <w:r/>
+            <w:pPr>
+              <w:spacing w:before="60" w:after="60"/>
+            </w:pPr>
             <w:r>
               <w:t>密碼歷史記憶次數</w:t>
             </w:r>
@@ -1124,12 +2085,20 @@
         </w:tc>
         <w:tc>
           <w:tcPr>
-            <w:tcW w:type="dxa" w:w="4714"/>
+            <w:tcW w:w="4714" w:type="dxa"/>
           </w:tcPr>
           <w:p>
-            <w:r/>
+            <w:pPr>
+              <w:spacing w:before="60" w:after="60"/>
+            </w:pPr>
             <w:r>
-              <w:t>0～24</w:t>
+              <w:t>0</w:t>
+            </w:r>
+            <w:r>
+              <w:t>～</w:t>
+            </w:r>
+            <w:r>
+              <w:t>24</w:t>
             </w:r>
           </w:p>
         </w:tc>
@@ -1137,10 +2106,12 @@
       <w:tr>
         <w:tc>
           <w:tcPr>
-            <w:tcW w:type="dxa" w:w="4646"/>
+            <w:tcW w:w="4646" w:type="dxa"/>
           </w:tcPr>
           <w:p>
-            <w:r/>
+            <w:pPr>
+              <w:spacing w:before="60" w:after="60"/>
+            </w:pPr>
             <w:r>
               <w:t>密碼最長效期（天）</w:t>
             </w:r>
@@ -1148,12 +2119,20 @@
         </w:tc>
         <w:tc>
           <w:tcPr>
-            <w:tcW w:type="dxa" w:w="4714"/>
+            <w:tcW w:w="4714" w:type="dxa"/>
           </w:tcPr>
           <w:p>
-            <w:r/>
+            <w:pPr>
+              <w:spacing w:before="60" w:after="60"/>
+            </w:pPr>
             <w:r>
-              <w:t>1～90</w:t>
+              <w:t>1</w:t>
+            </w:r>
+            <w:r>
+              <w:t>～</w:t>
+            </w:r>
+            <w:r>
+              <w:t>90</w:t>
             </w:r>
           </w:p>
         </w:tc>
@@ -1161,10 +2140,12 @@
       <w:tr>
         <w:tc>
           <w:tcPr>
-            <w:tcW w:type="dxa" w:w="4646"/>
+            <w:tcW w:w="4646" w:type="dxa"/>
           </w:tcPr>
           <w:p>
-            <w:r/>
+            <w:pPr>
+              <w:spacing w:before="60" w:after="60"/>
+            </w:pPr>
             <w:r>
               <w:t>密碼到期提醒天數（天）</w:t>
             </w:r>
@@ -1172,12 +2153,17 @@
         </w:tc>
         <w:tc>
           <w:tcPr>
-            <w:tcW w:type="dxa" w:w="4714"/>
+            <w:tcW w:w="4714" w:type="dxa"/>
           </w:tcPr>
           <w:p>
-            <w:r/>
+            <w:pPr>
+              <w:spacing w:before="60" w:after="60"/>
+            </w:pPr>
             <w:r>
-              <w:t>1 以上，且須小於密碼最長效期</w:t>
+              <w:t xml:space="preserve">1 </w:t>
+            </w:r>
+            <w:r>
+              <w:t>以上，且須小於密碼最長效期</w:t>
             </w:r>
           </w:p>
         </w:tc>
@@ -1185,10 +2171,12 @@
       <w:tr>
         <w:tc>
           <w:tcPr>
-            <w:tcW w:type="dxa" w:w="4646"/>
+            <w:tcW w:w="4646" w:type="dxa"/>
           </w:tcPr>
           <w:p>
-            <w:r/>
+            <w:pPr>
+              <w:spacing w:before="60" w:after="60"/>
+            </w:pPr>
             <w:r>
               <w:t>登入失敗鎖定次數</w:t>
             </w:r>
@@ -1196,12 +2184,20 @@
         </w:tc>
         <w:tc>
           <w:tcPr>
-            <w:tcW w:type="dxa" w:w="4714"/>
+            <w:tcW w:w="4714" w:type="dxa"/>
           </w:tcPr>
           <w:p>
-            <w:r/>
+            <w:pPr>
+              <w:spacing w:before="60" w:after="60"/>
+            </w:pPr>
             <w:r>
-              <w:t>1～10</w:t>
+              <w:t>1</w:t>
+            </w:r>
+            <w:r>
+              <w:t>～</w:t>
+            </w:r>
+            <w:r>
+              <w:t>10</w:t>
             </w:r>
           </w:p>
         </w:tc>
@@ -1209,10 +2205,12 @@
       <w:tr>
         <w:tc>
           <w:tcPr>
-            <w:tcW w:type="dxa" w:w="4646"/>
+            <w:tcW w:w="4646" w:type="dxa"/>
           </w:tcPr>
           <w:p>
-            <w:r/>
+            <w:pPr>
+              <w:spacing w:before="60" w:after="60"/>
+            </w:pPr>
             <w:r>
               <w:t>帳號鎖定時間（分鐘）</w:t>
             </w:r>
@@ -1220,12 +2218,20 @@
         </w:tc>
         <w:tc>
           <w:tcPr>
-            <w:tcW w:type="dxa" w:w="4714"/>
+            <w:tcW w:w="4714" w:type="dxa"/>
           </w:tcPr>
           <w:p>
-            <w:r/>
+            <w:pPr>
+              <w:spacing w:before="60" w:after="60"/>
+            </w:pPr>
             <w:r>
-              <w:t>1～1440</w:t>
+              <w:t>1</w:t>
+            </w:r>
+            <w:r>
+              <w:t>～</w:t>
+            </w:r>
+            <w:r>
+              <w:t>1440</w:t>
             </w:r>
           </w:p>
         </w:tc>
@@ -1233,10 +2239,12 @@
       <w:tr>
         <w:tc>
           <w:tcPr>
-            <w:tcW w:type="dxa" w:w="4646"/>
+            <w:tcW w:w="4646" w:type="dxa"/>
           </w:tcPr>
           <w:p>
-            <w:r/>
+            <w:pPr>
+              <w:spacing w:before="60" w:after="60"/>
+            </w:pPr>
             <w:r>
               <w:t>密碼重設連結有效時間（分鐘）</w:t>
             </w:r>
@@ -1244,12 +2252,20 @@
         </w:tc>
         <w:tc>
           <w:tcPr>
-            <w:tcW w:type="dxa" w:w="4714"/>
+            <w:tcW w:w="4714" w:type="dxa"/>
           </w:tcPr>
           <w:p>
-            <w:r/>
+            <w:pPr>
+              <w:spacing w:before="60" w:after="60"/>
+            </w:pPr>
             <w:r>
-              <w:t>1～120</w:t>
+              <w:t>1</w:t>
+            </w:r>
+            <w:r>
+              <w:t>～</w:t>
+            </w:r>
+            <w:r>
+              <w:t>120</w:t>
             </w:r>
           </w:p>
         </w:tc>
@@ -1257,23 +2273,36 @@
       <w:tr>
         <w:tc>
           <w:tcPr>
-            <w:tcW w:type="dxa" w:w="4646"/>
+            <w:tcW w:w="4646" w:type="dxa"/>
           </w:tcPr>
           <w:p>
-            <w:r/>
+            <w:pPr>
+              <w:spacing w:before="60" w:after="60"/>
+            </w:pPr>
             <w:r>
-              <w:t>Email 變更驗證連結有效時間（分鐘）</w:t>
+              <w:t xml:space="preserve">Email </w:t>
+            </w:r>
+            <w:r>
+              <w:t>變更驗證連結有效時間（分鐘）</w:t>
             </w:r>
           </w:p>
         </w:tc>
         <w:tc>
           <w:tcPr>
-            <w:tcW w:type="dxa" w:w="4714"/>
+            <w:tcW w:w="4714" w:type="dxa"/>
           </w:tcPr>
           <w:p>
-            <w:r/>
+            <w:pPr>
+              <w:spacing w:before="60" w:after="60"/>
+            </w:pPr>
             <w:r>
-              <w:t>1～120</w:t>
+              <w:t>1</w:t>
+            </w:r>
+            <w:r>
+              <w:t>～</w:t>
+            </w:r>
+            <w:r>
+              <w:t>120</w:t>
             </w:r>
           </w:p>
         </w:tc>
@@ -1281,10 +2310,12 @@
       <w:tr>
         <w:tc>
           <w:tcPr>
-            <w:tcW w:type="dxa" w:w="4646"/>
+            <w:tcW w:w="4646" w:type="dxa"/>
           </w:tcPr>
           <w:p>
-            <w:r/>
+            <w:pPr>
+              <w:spacing w:before="60" w:after="60"/>
+            </w:pPr>
             <w:r>
               <w:t>閒置停用天數（天）</w:t>
             </w:r>
@@ -1292,12 +2323,20 @@
         </w:tc>
         <w:tc>
           <w:tcPr>
-            <w:tcW w:type="dxa" w:w="4714"/>
+            <w:tcW w:w="4714" w:type="dxa"/>
           </w:tcPr>
           <w:p>
-            <w:r/>
+            <w:pPr>
+              <w:spacing w:before="60" w:after="60"/>
+            </w:pPr>
             <w:r>
-              <w:t>1～365</w:t>
+              <w:t>1</w:t>
+            </w:r>
+            <w:r>
+              <w:t>～</w:t>
+            </w:r>
+            <w:r>
+              <w:t>365</w:t>
             </w:r>
           </w:p>
         </w:tc>
@@ -1305,10 +2344,12 @@
       <w:tr>
         <w:tc>
           <w:tcPr>
-            <w:tcW w:type="dxa" w:w="4646"/>
+            <w:tcW w:w="4646" w:type="dxa"/>
           </w:tcPr>
           <w:p>
-            <w:r/>
+            <w:pPr>
+              <w:spacing w:before="60" w:after="60"/>
+            </w:pPr>
             <w:r>
               <w:t>加急提醒天數（教育訓練）</w:t>
             </w:r>
@@ -1316,12 +2357,29 @@
         </w:tc>
         <w:tc>
           <w:tcPr>
-            <w:tcW w:type="dxa" w:w="4714"/>
+            <w:tcW w:w="4714" w:type="dxa"/>
           </w:tcPr>
           <w:p>
-            <w:r/>
+            <w:pPr>
+              <w:spacing w:before="60" w:after="60"/>
+            </w:pPr>
             <w:r>
-              <w:t>0～30，填 0 即不寄加急提醒</w:t>
+              <w:t>0</w:t>
+            </w:r>
+            <w:r>
+              <w:t>～</w:t>
+            </w:r>
+            <w:r>
+              <w:t>30</w:t>
+            </w:r>
+            <w:r>
+              <w:t>，填</w:t>
+            </w:r>
+            <w:r>
+              <w:t xml:space="preserve"> 0 </w:t>
+            </w:r>
+            <w:r>
+              <w:t>即不寄加急提醒</w:t>
             </w:r>
           </w:p>
         </w:tc>
@@ -1329,10 +2387,12 @@
       <w:tr>
         <w:tc>
           <w:tcPr>
-            <w:tcW w:type="dxa" w:w="4646"/>
+            <w:tcW w:w="4646" w:type="dxa"/>
           </w:tcPr>
           <w:p>
-            <w:r/>
+            <w:pPr>
+              <w:spacing w:before="60" w:after="60"/>
+            </w:pPr>
             <w:r>
               <w:t>催辦門檻天數（文件管理）</w:t>
             </w:r>
@@ -1340,12 +2400,20 @@
         </w:tc>
         <w:tc>
           <w:tcPr>
-            <w:tcW w:type="dxa" w:w="4714"/>
+            <w:tcW w:w="4714" w:type="dxa"/>
           </w:tcPr>
           <w:p>
-            <w:r/>
+            <w:pPr>
+              <w:spacing w:before="60" w:after="60"/>
+            </w:pPr>
             <w:r>
-              <w:t>1～30</w:t>
+              <w:t>1</w:t>
+            </w:r>
+            <w:r>
+              <w:t>～</w:t>
+            </w:r>
+            <w:r>
+              <w:t>30</w:t>
             </w:r>
           </w:p>
         </w:tc>
@@ -1354,7 +2422,7 @@
     <w:p>
       <w:pPr>
         <w:spacing w:before="80" w:after="80"/>
-        <w:ind w:left="283" w:firstLine="0"/>
+        <w:ind w:left="283"/>
       </w:pPr>
       <w:r>
         <w:t>重要：「密碼重設連結有效時間」</w:t>
@@ -1381,9 +2449,11 @@
       <w:pPr>
         <w:pStyle w:val="2"/>
       </w:pPr>
+      <w:bookmarkStart w:id="7" w:name="_Toc243386561"/>
       <w:r>
         <w:t>三、維護選項清單</w:t>
       </w:r>
+      <w:bookmarkEnd w:id="7"/>
     </w:p>
     <w:p>
       <w:pPr>
@@ -1397,26 +2467,30 @@
       <w:pPr>
         <w:keepNext/>
         <w:spacing w:before="160" w:after="40"/>
-        <w:ind w:left="0" w:firstLine="0"/>
         <w:jc w:val="center"/>
       </w:pPr>
       <w:r>
+        <w:rPr>
+          <w:noProof/>
+        </w:rPr>
+        <w:lastRenderedPageBreak/>
         <w:drawing>
-          <wp:inline xmlns:a="http://schemas.openxmlformats.org/drawingml/2006/main" xmlns:pic="http://schemas.openxmlformats.org/drawingml/2006/picture">
-            <wp:extent cx="5580000" cy="5421899"/>
+          <wp:inline distT="0" distB="0" distL="0" distR="0">
+            <wp:extent cx="2700000" cy="2623500"/>
+            <wp:effectExtent l="0" t="0" r="0" b="0"/>
             <wp:docPr id="4" name="Picture 4"/>
             <wp:cNvGraphicFramePr>
-              <a:graphicFrameLocks noChangeAspect="1"/>
+              <a:graphicFrameLocks xmlns:a="http://schemas.openxmlformats.org/drawingml/2006/main" noChangeAspect="1"/>
             </wp:cNvGraphicFramePr>
-            <a:graphic>
+            <a:graphic xmlns:a="http://schemas.openxmlformats.org/drawingml/2006/main">
               <a:graphicData uri="http://schemas.openxmlformats.org/drawingml/2006/picture">
-                <pic:pic>
+                <pic:pic xmlns:pic="http://schemas.openxmlformats.org/drawingml/2006/picture">
                   <pic:nvPicPr>
                     <pic:cNvPr id="0" name="dp03-04.png"/>
                     <pic:cNvPicPr/>
                   </pic:nvPicPr>
                   <pic:blipFill>
-                    <a:blip r:embed="rId12"/>
+                    <a:blip r:embed="rId11"/>
                     <a:stretch>
                       <a:fillRect/>
                     </a:stretch>
@@ -1424,9 +2498,11 @@
                   <pic:spPr>
                     <a:xfrm>
                       <a:off x="0" y="0"/>
-                      <a:ext cx="5580000" cy="5421899"/>
+                      <a:ext cx="2700000" cy="2623500"/>
                     </a:xfrm>
-                    <a:prstGeom prst="rect"/>
+                    <a:prstGeom prst="rect">
+                      <a:avLst/>
+                    </a:prstGeom>
                   </pic:spPr>
                 </pic:pic>
               </a:graphicData>
@@ -1438,7 +2514,6 @@
     <w:p>
       <w:pPr>
         <w:spacing w:after="160"/>
-        <w:ind w:firstLine="0"/>
         <w:jc w:val="center"/>
       </w:pPr>
       <w:r>
@@ -1452,6 +2527,7 @@
     <w:p>
       <w:pPr>
         <w:pStyle w:val="affa"/>
+        <w:keepNext/>
       </w:pPr>
       <w:r>
         <w:t>改名</w:t>
@@ -1468,6 +2544,7 @@
     <w:p>
       <w:pPr>
         <w:pStyle w:val="affa"/>
+        <w:keepNext/>
       </w:pPr>
       <w:r>
         <w:t>新增</w:t>
@@ -1484,7 +2561,7 @@
     <w:p>
       <w:pPr>
         <w:spacing w:before="80" w:after="80"/>
-        <w:ind w:left="283" w:firstLine="0"/>
+        <w:ind w:left="283"/>
       </w:pPr>
       <w:r>
         <w:t>重要：</w:t>
@@ -1502,6 +2579,7 @@
     <w:p>
       <w:pPr>
         <w:pStyle w:val="affa"/>
+        <w:keepNext/>
       </w:pPr>
       <w:r>
         <w:t>停用與啟用</w:t>
@@ -1509,6 +2587,7 @@
     </w:p>
     <w:p>
       <w:pPr>
+        <w:keepNext/>
         <w:ind w:firstLine="482"/>
       </w:pPr>
       <w:r>
@@ -1543,26 +2622,29 @@
       <w:pPr>
         <w:keepNext/>
         <w:spacing w:before="160" w:after="40"/>
-        <w:ind w:left="0" w:firstLine="0"/>
         <w:jc w:val="center"/>
       </w:pPr>
       <w:r>
+        <w:rPr>
+          <w:noProof/>
+        </w:rPr>
         <w:drawing>
-          <wp:inline xmlns:a="http://schemas.openxmlformats.org/drawingml/2006/main" xmlns:pic="http://schemas.openxmlformats.org/drawingml/2006/picture">
-            <wp:extent cx="5580000" cy="1800000"/>
+          <wp:inline distT="0" distB="0" distL="0" distR="0">
+            <wp:extent cx="2232000" cy="720000"/>
+            <wp:effectExtent l="0" t="0" r="0" b="0"/>
             <wp:docPr id="5" name="Picture 5"/>
             <wp:cNvGraphicFramePr>
-              <a:graphicFrameLocks noChangeAspect="1"/>
+              <a:graphicFrameLocks xmlns:a="http://schemas.openxmlformats.org/drawingml/2006/main" noChangeAspect="1"/>
             </wp:cNvGraphicFramePr>
-            <a:graphic>
+            <a:graphic xmlns:a="http://schemas.openxmlformats.org/drawingml/2006/main">
               <a:graphicData uri="http://schemas.openxmlformats.org/drawingml/2006/picture">
-                <pic:pic>
+                <pic:pic xmlns:pic="http://schemas.openxmlformats.org/drawingml/2006/picture">
                   <pic:nvPicPr>
                     <pic:cNvPr id="0" name="dp03-05.png"/>
                     <pic:cNvPicPr/>
                   </pic:nvPicPr>
                   <pic:blipFill>
-                    <a:blip r:embed="rId13"/>
+                    <a:blip r:embed="rId12"/>
                     <a:stretch>
                       <a:fillRect/>
                     </a:stretch>
@@ -1570,9 +2652,11 @@
                   <pic:spPr>
                     <a:xfrm>
                       <a:off x="0" y="0"/>
-                      <a:ext cx="5580000" cy="1800000"/>
+                      <a:ext cx="2232000" cy="720000"/>
                     </a:xfrm>
-                    <a:prstGeom prst="rect"/>
+                    <a:prstGeom prst="rect">
+                      <a:avLst/>
+                    </a:prstGeom>
                   </pic:spPr>
                 </pic:pic>
               </a:graphicData>
@@ -1584,7 +2668,6 @@
     <w:p>
       <w:pPr>
         <w:spacing w:after="160"/>
-        <w:ind w:firstLine="0"/>
         <w:jc w:val="center"/>
       </w:pPr>
       <w:r>
@@ -1606,9 +2689,13 @@
     <w:p>
       <w:pPr>
         <w:pStyle w:val="affa"/>
+        <w:keepNext/>
       </w:pPr>
       <w:r>
-        <w:t>停用單位或職位時顯示受影響的配對組數</w:t>
+        <w:t>停用單位或職位時顯示受</w:t>
+      </w:r>
+      <w:r>
+        <w:t>影響的配對組數</w:t>
       </w:r>
     </w:p>
     <w:p>
@@ -1616,7 +2703,23 @@
         <w:ind w:firstLine="482"/>
       </w:pPr>
       <w:r>
-        <w:t>停用文件管理的單位或職位時，結果訊息會列出「已停用，影響 N 組文件可見對象設定、M 組使用者對象設定」；停用教育訓練的單位或職位時則只列使用者對象設定的組數。數字是用到該單位或職位的</w:t>
+        <w:t>停用文件管理的單位或職位時，結果訊息會列出「已停用，影響</w:t>
+      </w:r>
+      <w:r>
+        <w:t xml:space="preserve"> N </w:t>
+      </w:r>
+      <w:r>
+        <w:t>組文件可見對象設定、</w:t>
+      </w:r>
+      <w:r>
+        <w:t xml:space="preserve">M </w:t>
+      </w:r>
+      <w:r>
+        <w:t>組使用者對象設定」；停用教育訓練的單位或職位時則只列使用者對象設定的</w:t>
+      </w:r>
+      <w:r>
+        <w:lastRenderedPageBreak/>
+        <w:t>組數。數字是用到該單位或職位的</w:t>
       </w:r>
       <w:r>
         <w:rPr>
@@ -1625,12 +2728,19 @@
         <w:t>配對組數</w:t>
       </w:r>
       <w:r>
-        <w:t>，不是文件份數或人數：一份文件或一位使用者若設了兩組都含該單位的配對，會算成 2 組。</w:t>
+        <w:t>，不是文件份數或人數：一份文件或一位使用者若設了兩組都含該單位的配對，會算成</w:t>
+      </w:r>
+      <w:r>
+        <w:t xml:space="preserve"> 2 </w:t>
+      </w:r>
+      <w:r>
+        <w:t>組。</w:t>
       </w:r>
     </w:p>
     <w:p>
       <w:pPr>
         <w:pStyle w:val="affa"/>
+        <w:keepNext/>
       </w:pPr>
       <w:r>
         <w:t>「全單位」與「全體」</w:t>
@@ -1666,41 +2776,43 @@
       <w:pPr>
         <w:pStyle w:val="1"/>
       </w:pPr>
+      <w:bookmarkStart w:id="8" w:name="_Toc243386562"/>
       <w:r>
+        <w:lastRenderedPageBreak/>
         <w:t>參、常見訊息與處置</w:t>
       </w:r>
+      <w:bookmarkEnd w:id="8"/>
     </w:p>
     <w:p>
       <w:pPr>
         <w:pStyle w:val="2"/>
       </w:pPr>
+      <w:bookmarkStart w:id="9" w:name="_Toc243386563"/>
       <w:r>
         <w:t>一、被擋下（動作沒有完成）</w:t>
       </w:r>
+      <w:bookmarkEnd w:id="9"/>
     </w:p>
     <w:tbl>
       <w:tblPr>
         <w:tblStyle w:val="aff2"/>
-        <w:tblW w:type="auto" w:w="0"/>
+        <w:tblW w:w="0" w:type="auto"/>
         <w:tblLayout w:type="fixed"/>
-        <w:tblLook w:firstColumn="1" w:firstRow="1" w:lastColumn="0" w:lastRow="0" w:noHBand="0" w:noVBand="1" w:val="04A0"/>
-        <w:tblLayout w:type="fixed"/>
+        <w:tblLook w:val="04A0" w:firstRow="1" w:lastRow="0" w:firstColumn="1" w:lastColumn="0" w:noHBand="0" w:noVBand="1"/>
       </w:tblPr>
       <w:tblGrid>
-        <w:gridCol w:w="4680"/>
-        <w:gridCol w:w="4680"/>
+        <w:gridCol w:w="4245"/>
+        <w:gridCol w:w="5115"/>
       </w:tblGrid>
       <w:tr>
         <w:tc>
           <w:tcPr>
-            <w:tcW w:type="dxa" w:w="4245"/>
+            <w:tcW w:w="4245" w:type="dxa"/>
           </w:tcPr>
           <w:p>
-            <w:r>
-              <w:rPr>
-                <w:b/>
-              </w:rPr>
-            </w:r>
+            <w:pPr>
+              <w:spacing w:before="60" w:after="60"/>
+            </w:pPr>
             <w:r>
               <w:rPr>
                 <w:b/>
@@ -1711,14 +2823,12 @@
         </w:tc>
         <w:tc>
           <w:tcPr>
-            <w:tcW w:type="dxa" w:w="5115"/>
+            <w:tcW w:w="5115" w:type="dxa"/>
           </w:tcPr>
           <w:p>
-            <w:r>
-              <w:rPr>
-                <w:b/>
-              </w:rPr>
-            </w:r>
+            <w:pPr>
+              <w:spacing w:before="60" w:after="60"/>
+            </w:pPr>
             <w:r>
               <w:rPr>
                 <w:b/>
@@ -1731,10 +2841,12 @@
       <w:tr>
         <w:tc>
           <w:tcPr>
-            <w:tcW w:type="dxa" w:w="4245"/>
+            <w:tcW w:w="4245" w:type="dxa"/>
           </w:tcPr>
           <w:p>
-            <w:r/>
+            <w:pPr>
+              <w:spacing w:before="60" w:after="60"/>
+            </w:pPr>
             <w:r>
               <w:t>「參數值不合法，請確認格式與值域」</w:t>
             </w:r>
@@ -1742,10 +2854,12 @@
         </w:tc>
         <w:tc>
           <w:tcPr>
-            <w:tcW w:type="dxa" w:w="5115"/>
+            <w:tcW w:w="5115" w:type="dxa"/>
           </w:tcPr>
           <w:p>
-            <w:r/>
+            <w:pPr>
+              <w:spacing w:before="60" w:after="60"/>
+            </w:pPr>
             <w:r>
               <w:t>輸入的值超出該參數的可設定範圍，或與相關參數互相牴觸（如到期提醒天數不小於最長效期）。依〈各參數可設定的範圍〉修正後再儲存</w:t>
             </w:r>
@@ -1755,10 +2869,12 @@
       <w:tr>
         <w:tc>
           <w:tcPr>
-            <w:tcW w:type="dxa" w:w="4245"/>
+            <w:tcW w:w="4245" w:type="dxa"/>
           </w:tcPr>
           <w:p>
-            <w:r/>
+            <w:pPr>
+              <w:spacing w:before="60" w:after="60"/>
+            </w:pPr>
             <w:r>
               <w:t>「此分類碼已存在，請使用其他分類碼」、「受控項目代碼已存在」</w:t>
             </w:r>
@@ -1766,10 +2882,12 @@
         </w:tc>
         <w:tc>
           <w:tcPr>
-            <w:tcW w:type="dxa" w:w="5115"/>
+            <w:tcW w:w="5115" w:type="dxa"/>
           </w:tcPr>
           <w:p>
-            <w:r/>
+            <w:pPr>
+              <w:spacing w:before="60" w:after="60"/>
+            </w:pPr>
             <w:r>
               <w:t>代碼與清單內既有項目重複。改用其他代碼</w:t>
             </w:r>
@@ -1779,10 +2897,12 @@
       <w:tr>
         <w:tc>
           <w:tcPr>
-            <w:tcW w:type="dxa" w:w="4245"/>
+            <w:tcW w:w="4245" w:type="dxa"/>
           </w:tcPr>
           <w:p>
-            <w:r/>
+            <w:pPr>
+              <w:spacing w:before="60" w:after="60"/>
+            </w:pPr>
             <w:r>
               <w:t>「代碼僅允許英文與數字」</w:t>
             </w:r>
@@ -1790,10 +2910,12 @@
         </w:tc>
         <w:tc>
           <w:tcPr>
-            <w:tcW w:type="dxa" w:w="5115"/>
+            <w:tcW w:w="5115" w:type="dxa"/>
           </w:tcPr>
           <w:p>
-            <w:r/>
+            <w:pPr>
+              <w:spacing w:before="60" w:after="60"/>
+            </w:pPr>
             <w:r>
               <w:t>代碼含中文、空白或符號。改為英文與數字</w:t>
             </w:r>
@@ -1803,23 +2925,39 @@
       <w:tr>
         <w:tc>
           <w:tcPr>
-            <w:tcW w:type="dxa" w:w="4245"/>
+            <w:tcW w:w="4245" w:type="dxa"/>
           </w:tcPr>
           <w:p>
-            <w:r/>
+            <w:pPr>
+              <w:spacing w:before="60" w:after="60"/>
+            </w:pPr>
             <w:r>
-              <w:t>「代碼長度不可超過 10 字元」</w:t>
+              <w:t>「代碼長度不可超過</w:t>
+            </w:r>
+            <w:r>
+              <w:t xml:space="preserve"> 10 </w:t>
+            </w:r>
+            <w:r>
+              <w:t>字元」</w:t>
             </w:r>
           </w:p>
         </w:tc>
         <w:tc>
           <w:tcPr>
-            <w:tcW w:type="dxa" w:w="5115"/>
+            <w:tcW w:w="5115" w:type="dxa"/>
           </w:tcPr>
           <w:p>
-            <w:r/>
+            <w:pPr>
+              <w:spacing w:before="60" w:after="60"/>
+            </w:pPr>
             <w:r>
-              <w:t>代碼超過 10 個字元。縮短代碼</w:t>
+              <w:t>代碼超過</w:t>
+            </w:r>
+            <w:r>
+              <w:t xml:space="preserve"> 10 </w:t>
+            </w:r>
+            <w:r>
+              <w:t>個字元。縮短代碼</w:t>
             </w:r>
           </w:p>
         </w:tc>
@@ -1827,10 +2965,12 @@
       <w:tr>
         <w:tc>
           <w:tcPr>
-            <w:tcW w:type="dxa" w:w="4245"/>
+            <w:tcW w:w="4245" w:type="dxa"/>
           </w:tcPr>
           <w:p>
-            <w:r/>
+            <w:pPr>
+              <w:spacing w:before="60" w:after="60"/>
+            </w:pPr>
             <w:r>
               <w:t>「受訓對象標籤名稱已存在」、「此標籤名稱在該組已存在」</w:t>
             </w:r>
@@ -1838,12 +2978,17 @@
         </w:tc>
         <w:tc>
           <w:tcPr>
-            <w:tcW w:type="dxa" w:w="5115"/>
+            <w:tcW w:w="5115" w:type="dxa"/>
           </w:tcPr>
           <w:p>
-            <w:r/>
+            <w:pPr>
+              <w:spacing w:before="60" w:after="60"/>
+            </w:pPr>
             <w:r>
-              <w:t>名稱與同一份清單內既有項目重複；教育訓練的單位與職位之間名稱也不可相同。改用其他名稱</w:t>
+              <w:t>名稱與同一份清單內既有項目重複；教育訓練的單位與職位</w:t>
+            </w:r>
+            <w:r>
+              <w:t>之間名稱也不可相同。改用其他名稱</w:t>
             </w:r>
           </w:p>
         </w:tc>
@@ -1851,10 +2996,12 @@
       <w:tr>
         <w:tc>
           <w:tcPr>
-            <w:tcW w:type="dxa" w:w="4245"/>
+            <w:tcW w:w="4245" w:type="dxa"/>
           </w:tcPr>
           <w:p>
-            <w:r/>
+            <w:pPr>
+              <w:spacing w:before="60" w:after="60"/>
+            </w:pPr>
             <w:r>
               <w:t>「「全體」「全單位」為系統內建通用值，不可停用或改名」、「可見性通用值標籤不可改名」</w:t>
             </w:r>
@@ -1862,10 +3009,12 @@
         </w:tc>
         <w:tc>
           <w:tcPr>
-            <w:tcW w:type="dxa" w:w="5115"/>
+            <w:tcW w:w="5115" w:type="dxa"/>
           </w:tcPr>
           <w:p>
-            <w:r/>
+            <w:pPr>
+              <w:spacing w:before="60" w:after="60"/>
+            </w:pPr>
             <w:r>
               <w:t>不限單位、不限職位的通用值受保護，維持原狀即可</w:t>
             </w:r>
@@ -1875,10 +3024,12 @@
       <w:tr>
         <w:tc>
           <w:tcPr>
-            <w:tcW w:type="dxa" w:w="4245"/>
+            <w:tcW w:w="4245" w:type="dxa"/>
           </w:tcPr>
           <w:p>
-            <w:r/>
+            <w:pPr>
+              <w:spacing w:before="60" w:after="60"/>
+            </w:pPr>
             <w:r>
               <w:t>「無權限維護此模組之參數」</w:t>
             </w:r>
@@ -1886,10 +3037,12 @@
         </w:tc>
         <w:tc>
           <w:tcPr>
-            <w:tcW w:type="dxa" w:w="5115"/>
+            <w:tcW w:w="5115" w:type="dxa"/>
           </w:tcPr>
           <w:p>
-            <w:r/>
+            <w:pPr>
+              <w:spacing w:before="60" w:after="60"/>
+            </w:pPr>
             <w:r>
               <w:t>不具該模組的管理者身分。該模組的分頁本就不會出現，出現此訊息通常是權限剛被調整過，重新登入即可</w:t>
             </w:r>
@@ -1901,33 +3054,32 @@
       <w:pPr>
         <w:pStyle w:val="2"/>
       </w:pPr>
+      <w:bookmarkStart w:id="10" w:name="_Toc243386564"/>
       <w:r>
         <w:t>二、送出後的結果訊息</w:t>
       </w:r>
+      <w:bookmarkEnd w:id="10"/>
     </w:p>
     <w:tbl>
       <w:tblPr>
         <w:tblStyle w:val="aff2"/>
-        <w:tblW w:type="auto" w:w="0"/>
+        <w:tblW w:w="0" w:type="auto"/>
         <w:tblLayout w:type="fixed"/>
-        <w:tblLook w:firstColumn="1" w:firstRow="1" w:lastColumn="0" w:lastRow="0" w:noHBand="0" w:noVBand="1" w:val="04A0"/>
-        <w:tblLayout w:type="fixed"/>
+        <w:tblLook w:val="04A0" w:firstRow="1" w:lastRow="0" w:firstColumn="1" w:lastColumn="0" w:noHBand="0" w:noVBand="1"/>
       </w:tblPr>
       <w:tblGrid>
-        <w:gridCol w:w="4680"/>
-        <w:gridCol w:w="4680"/>
+        <w:gridCol w:w="4344"/>
+        <w:gridCol w:w="5016"/>
       </w:tblGrid>
       <w:tr>
         <w:tc>
           <w:tcPr>
-            <w:tcW w:type="dxa" w:w="4344"/>
+            <w:tcW w:w="4344" w:type="dxa"/>
           </w:tcPr>
           <w:p>
-            <w:r>
-              <w:rPr>
-                <w:b/>
-              </w:rPr>
-            </w:r>
+            <w:pPr>
+              <w:spacing w:before="60" w:after="60"/>
+            </w:pPr>
             <w:r>
               <w:rPr>
                 <w:b/>
@@ -1938,14 +3090,12 @@
         </w:tc>
         <w:tc>
           <w:tcPr>
-            <w:tcW w:type="dxa" w:w="5016"/>
+            <w:tcW w:w="5016" w:type="dxa"/>
           </w:tcPr>
           <w:p>
-            <w:r>
-              <w:rPr>
-                <w:b/>
-              </w:rPr>
-            </w:r>
+            <w:pPr>
+              <w:spacing w:before="60" w:after="60"/>
+            </w:pPr>
             <w:r>
               <w:rPr>
                 <w:b/>
@@ -1958,10 +3108,12 @@
       <w:tr>
         <w:tc>
           <w:tcPr>
-            <w:tcW w:type="dxa" w:w="4344"/>
+            <w:tcW w:w="4344" w:type="dxa"/>
           </w:tcPr>
           <w:p>
-            <w:r/>
+            <w:pPr>
+              <w:spacing w:before="60" w:after="60"/>
+            </w:pPr>
             <w:r>
               <w:t>「已儲存並即時生效」</w:t>
             </w:r>
@@ -1969,10 +3121,12 @@
         </w:tc>
         <w:tc>
           <w:tcPr>
-            <w:tcW w:type="dxa" w:w="5016"/>
+            <w:tcW w:w="5016" w:type="dxa"/>
           </w:tcPr>
           <w:p>
-            <w:r/>
+            <w:pPr>
+              <w:spacing w:before="60" w:after="60"/>
+            </w:pPr>
             <w:r>
               <w:t>變更已寫入並立即生效，不需重新登入</w:t>
             </w:r>
@@ -1982,21 +3136,37 @@
       <w:tr>
         <w:tc>
           <w:tcPr>
-            <w:tcW w:type="dxa" w:w="4344"/>
+            <w:tcW w:w="4344" w:type="dxa"/>
           </w:tcPr>
           <w:p>
-            <w:r/>
+            <w:pPr>
+              <w:spacing w:before="60" w:after="60"/>
+            </w:pPr>
             <w:r>
-              <w:t>「已停用，影響 N 組文件可見對象設定、M 組使用者對象設定」</w:t>
+              <w:t>「已停用，影響</w:t>
+            </w:r>
+            <w:r>
+              <w:t xml:space="preserve"> N </w:t>
+            </w:r>
+            <w:r>
+              <w:t>組文件可見對象設定、</w:t>
+            </w:r>
+            <w:r>
+              <w:t xml:space="preserve">M </w:t>
+            </w:r>
+            <w:r>
+              <w:t>組使用者對象設定」</w:t>
             </w:r>
           </w:p>
         </w:tc>
         <w:tc>
           <w:tcPr>
-            <w:tcW w:type="dxa" w:w="5016"/>
+            <w:tcW w:w="5016" w:type="dxa"/>
           </w:tcPr>
           <w:p>
-            <w:r/>
+            <w:pPr>
+              <w:spacing w:before="60" w:after="60"/>
+            </w:pPr>
             <w:r>
               <w:t>單位或職位已停用；數字為配對組數，見〈停用單位或職位時顯示受影響的配對組數〉</w:t>
             </w:r>
@@ -2008,33 +3178,32 @@
       <w:pPr>
         <w:pStyle w:val="2"/>
       </w:pPr>
+      <w:bookmarkStart w:id="11" w:name="_Toc243386565"/>
       <w:r>
         <w:t>三、其他情況</w:t>
       </w:r>
+      <w:bookmarkEnd w:id="11"/>
     </w:p>
     <w:tbl>
       <w:tblPr>
         <w:tblStyle w:val="aff2"/>
-        <w:tblW w:type="auto" w:w="0"/>
+        <w:tblW w:w="0" w:type="auto"/>
         <w:tblLayout w:type="fixed"/>
-        <w:tblLook w:firstColumn="1" w:firstRow="1" w:lastColumn="0" w:lastRow="0" w:noHBand="0" w:noVBand="1" w:val="04A0"/>
-        <w:tblLayout w:type="fixed"/>
+        <w:tblLook w:val="04A0" w:firstRow="1" w:lastRow="0" w:firstColumn="1" w:lastColumn="0" w:noHBand="0" w:noVBand="1"/>
       </w:tblPr>
       <w:tblGrid>
-        <w:gridCol w:w="4680"/>
-        <w:gridCol w:w="4680"/>
+        <w:gridCol w:w="4173"/>
+        <w:gridCol w:w="5187"/>
       </w:tblGrid>
       <w:tr>
         <w:tc>
           <w:tcPr>
-            <w:tcW w:type="dxa" w:w="4173"/>
+            <w:tcW w:w="4173" w:type="dxa"/>
           </w:tcPr>
           <w:p>
-            <w:r>
-              <w:rPr>
-                <w:b/>
-              </w:rPr>
-            </w:r>
+            <w:pPr>
+              <w:spacing w:before="60" w:after="60"/>
+            </w:pPr>
             <w:r>
               <w:rPr>
                 <w:b/>
@@ -2045,14 +3214,12 @@
         </w:tc>
         <w:tc>
           <w:tcPr>
-            <w:tcW w:type="dxa" w:w="5187"/>
+            <w:tcW w:w="5187" w:type="dxa"/>
           </w:tcPr>
           <w:p>
-            <w:r>
-              <w:rPr>
-                <w:b/>
-              </w:rPr>
-            </w:r>
+            <w:pPr>
+              <w:spacing w:before="60" w:after="60"/>
+            </w:pPr>
             <w:r>
               <w:rPr>
                 <w:b/>
@@ -2065,10 +3232,12 @@
       <w:tr>
         <w:tc>
           <w:tcPr>
-            <w:tcW w:type="dxa" w:w="4173"/>
+            <w:tcW w:w="4173" w:type="dxa"/>
           </w:tcPr>
           <w:p>
-            <w:r/>
+            <w:pPr>
+              <w:spacing w:before="60" w:after="60"/>
+            </w:pPr>
             <w:r>
               <w:t>只看得到「平台（共用）」與其中一個模組的分頁</w:t>
             </w:r>
@@ -2076,10 +3245,12 @@
         </w:tc>
         <w:tc>
           <w:tcPr>
-            <w:tcW w:type="dxa" w:w="5187"/>
+            <w:tcW w:w="5187" w:type="dxa"/>
           </w:tcPr>
           <w:p>
-            <w:r/>
+            <w:pPr>
+              <w:spacing w:before="60" w:after="60"/>
+            </w:pPr>
             <w:r>
               <w:t>僅具該模組的管理者身分，屬正常</w:t>
             </w:r>
@@ -2089,10 +3260,12 @@
       <w:tr>
         <w:tc>
           <w:tcPr>
-            <w:tcW w:type="dxa" w:w="4173"/>
+            <w:tcW w:w="4173" w:type="dxa"/>
           </w:tcPr>
           <w:p>
-            <w:r/>
+            <w:pPr>
+              <w:spacing w:before="60" w:after="60"/>
+            </w:pPr>
             <w:r>
               <w:t>「目前沒有可維護的參數。」</w:t>
             </w:r>
@@ -2100,19 +3273,28 @@
         </w:tc>
         <w:tc>
           <w:tcPr>
-            <w:tcW w:type="dxa" w:w="5187"/>
+            <w:tcW w:w="5187" w:type="dxa"/>
           </w:tcPr>
           <w:p>
-            <w:r/>
+            <w:pPr>
+              <w:spacing w:before="60" w:after="60"/>
+            </w:pPr>
             <w:r>
-              <w:t>不具任何模組的管理者身分。需要時請該模組的管理者於 DP02 權限管理指派</w:t>
+              <w:t>不具任何模組的管理者身分。需要時請該模組的管理者於</w:t>
+            </w:r>
+            <w:r>
+              <w:t xml:space="preserve"> DP02 </w:t>
+            </w:r>
+            <w:r>
+              <w:t>權限管理指派</w:t>
             </w:r>
           </w:p>
         </w:tc>
       </w:tr>
     </w:tbl>
+    <w:p/>
     <w:sectPr>
-      <w:footerReference w:type="default" r:id="rId46"/>
+      <w:footerReference w:type="default" r:id="rId13"/>
       <w:pgSz w:w="12240" w:h="15840"/>
       <w:pgMar w:top="1440" w:right="1440" w:bottom="1440" w:left="1440" w:header="720" w:footer="720" w:gutter="0"/>
       <w:pgNumType w:start="1"/>
@@ -2153,16 +3335,6 @@
   <w:p>
     <w:pPr>
       <w:pStyle w:val="a5"/>
-    </w:pPr>
-  </w:p>
-</w:ftr>
-</file>
-
-<file path=word/footer2.xml><?xml version="1.0" encoding="utf-8"?>
-<w:ftr xmlns:wpc="http://schemas.microsoft.com/office/word/2010/wordprocessingCanvas" xmlns:cx="http://schemas.microsoft.com/office/drawing/2014/chartex" xmlns:cx1="http://schemas.microsoft.com/office/drawing/2015/9/8/chartex" xmlns:cx2="http://schemas.microsoft.com/office/drawing/2015/10/21/chartex" xmlns:cx3="http://schemas.microsoft.com/office/drawing/2016/5/9/chartex" xmlns:cx4="http://schemas.microsoft.com/office/drawing/2016/5/10/chartex" xmlns:cx5="http://schemas.microsoft.com/office/drawing/2016/5/11/chartex" xmlns:cx6="http://schemas.microsoft.com/office/drawing/2016/5/12/chartex" xmlns:cx7="http://schemas.microsoft.com/office/drawing/2016/5/13/chartex" xmlns:cx8="http://schemas.microsoft.com/office/drawing/2016/5/14/chartex" xmlns:mc="http://schemas.openxmlformats.org/markup-compatibility/2006" xmlns:aink="http://schemas.microsoft.com/office/drawing/2016/ink" xmlns:am3d="http://schemas.microsoft.com/office/drawing/2017/model3d" xmlns:o="urn:schemas-microsoft-com:office:office" xmlns:r="http://schemas.openxmlformats.org/officeDocument/2006/relationships" xmlns:m="http://schemas.openxmlformats.org/officeDocument/2006/math" xmlns:v="urn:schemas-microsoft-com:vml" xmlns:wp14="http://schemas.microsoft.com/office/word/2010/wordprocessingDrawing" xmlns:wp="http://schemas.openxmlformats.org/drawingml/2006/wordprocessingDrawing" xmlns:w10="urn:schemas-microsoft-com:office:word" xmlns:w="http://schemas.openxmlformats.org/wordprocessingml/2006/main" xmlns:w14="http://schemas.microsoft.com/office/word/2010/wordml" xmlns:w15="http://schemas.microsoft.com/office/word/2012/wordml" xmlns:w16cid="http://schemas.microsoft.com/office/word/2016/wordml/cid" xmlns:w16se="http://schemas.microsoft.com/office/word/2015/wordml/symex" xmlns:wpg="http://schemas.microsoft.com/office/word/2010/wordprocessingGroup" xmlns:wpi="http://schemas.microsoft.com/office/word/2010/wordprocessingInk" xmlns:wne="http://schemas.microsoft.com/office/word/2006/wordml" xmlns:wps="http://schemas.microsoft.com/office/word/2010/wordprocessingShape" mc:Ignorable="w14 w15 w16se w16cid wp14">
-  <w:p>
-    <w:pPr>
-      <w:pStyle w:val="a5"/>
       <w:jc w:val="center"/>
     </w:pPr>
     <w:r>
@@ -2226,7 +3398,7 @@
         <w:noProof/>
         <w:sz w:val="20"/>
       </w:rPr>
-      <w:t>39</w:t>
+      <w:t>6</w:t>
     </w:r>
     <w:r>
       <w:rPr>
@@ -2283,6 +3455,64 @@
     </w:lvl>
   </w:abstractNum>
   <w:abstractNum w:abstractNumId="1" w15:restartNumberingAfterBreak="0">
+    <w:nsid w:val="3997227C"/>
+    <w:multiLevelType w:val="multilevel"/>
+    <w:tmpl w:val="2DCA274C"/>
+    <w:lvl w:ilvl="0">
+      <w:start w:val="1"/>
+      <w:numFmt w:val="bullet"/>
+      <w:lvlText w:val="●"/>
+      <w:lvlJc w:val="left"/>
+      <w:pPr>
+        <w:ind w:left="482" w:hanging="482"/>
+      </w:pPr>
+    </w:lvl>
+    <w:lvl w:ilvl="1">
+      <w:start w:val="1"/>
+      <w:numFmt w:val="bullet"/>
+      <w:lvlText w:val="●"/>
+      <w:lvlJc w:val="left"/>
+      <w:pPr>
+        <w:ind w:left="1440" w:hanging="480"/>
+      </w:pPr>
+    </w:lvl>
+    <w:lvl w:ilvl="2">
+      <w:numFmt w:val="decimal"/>
+      <w:lvlText w:val=""/>
+      <w:lvlJc w:val="left"/>
+    </w:lvl>
+    <w:lvl w:ilvl="3">
+      <w:numFmt w:val="decimal"/>
+      <w:lvlText w:val=""/>
+      <w:lvlJc w:val="left"/>
+    </w:lvl>
+    <w:lvl w:ilvl="4">
+      <w:numFmt w:val="decimal"/>
+      <w:lvlText w:val=""/>
+      <w:lvlJc w:val="left"/>
+    </w:lvl>
+    <w:lvl w:ilvl="5">
+      <w:numFmt w:val="decimal"/>
+      <w:lvlText w:val=""/>
+      <w:lvlJc w:val="left"/>
+    </w:lvl>
+    <w:lvl w:ilvl="6">
+      <w:numFmt w:val="decimal"/>
+      <w:lvlText w:val=""/>
+      <w:lvlJc w:val="left"/>
+    </w:lvl>
+    <w:lvl w:ilvl="7">
+      <w:numFmt w:val="decimal"/>
+      <w:lvlText w:val=""/>
+      <w:lvlJc w:val="left"/>
+    </w:lvl>
+    <w:lvl w:ilvl="8">
+      <w:numFmt w:val="decimal"/>
+      <w:lvlText w:val=""/>
+      <w:lvlJc w:val="left"/>
+    </w:lvl>
+  </w:abstractNum>
+  <w:abstractNum w:abstractNumId="2" w15:restartNumberingAfterBreak="0">
     <w:nsid w:val="7CDE1FC3"/>
     <w:multiLevelType w:val="hybridMultilevel"/>
     <w:tmpl w:val="7EACF0CE"/>
@@ -2346,17 +3576,6 @@
       <w:lvlJc w:val="left"/>
     </w:lvl>
   </w:abstractNum>
-  <w:abstractNum w:abstractNumId="900">
-    <w:lvl w:ilvl="0">
-      <w:start w:val="1"/>
-      <w:numFmt w:val="bullet"/>
-      <w:lvlText w:val="●"/>
-      <w:lvlJc w:val="left"/>
-      <w:pPr>
-        <w:ind w:left="482" w:hanging="482"/>
-      </w:pPr>
-    </w:lvl>
-  </w:abstractNum>
   <w:num w:numId="1">
     <w:abstractNumId w:val="0"/>
     <w:lvlOverride w:ilvl="0">
@@ -2376,7 +3595,7 @@
     </w:lvlOverride>
   </w:num>
   <w:num w:numId="4">
-    <w:abstractNumId w:val="1"/>
+    <w:abstractNumId w:val="2"/>
     <w:lvlOverride w:ilvl="0">
       <w:startOverride w:val="1"/>
     </w:lvlOverride>
@@ -2573,10 +3792,10 @@
       <w:startOverride w:val="1"/>
     </w:lvlOverride>
   </w:num>
+  <w:num w:numId="37">
+    <w:abstractNumId w:val="1"/>
+  </w:num>
   <w:numIdMacAtCleanup w:val="36"/>
-  <w:num w:numId="900">
-    <w:abstractNumId w:val="900"/>
-  </w:num>
 </w:numbering>
 </file>
 
@@ -14342,7 +15561,7 @@
 </file>
 
 <file path=customXml/itemProps1.xml><?xml version="1.0" encoding="utf-8"?>
-<ds:datastoreItem xmlns:ds="http://schemas.openxmlformats.org/officeDocument/2006/customXml" ds:itemID="{F5433768-CC8D-4AF3-B2C9-4B3C2D302557}">
+<ds:datastoreItem xmlns:ds="http://schemas.openxmlformats.org/officeDocument/2006/customXml" ds:itemID="{2E2E985E-9DEC-42E0-AC07-BFF39F10CABB}">
   <ds:schemaRefs>
     <ds:schemaRef ds:uri="http://schemas.openxmlformats.org/officeDocument/2006/bibliography"/>
   </ds:schemaRefs>
